--- a/docs/pilotage/product-backlog +perturbations j4.docx
+++ b/docs/pilotage/product-backlog +perturbations j4.docx
@@ -4859,7 +4859,6 @@
           <w:sz w:val="20"/>
         </w:rPr>
       </w:pPr>
-      <w:proofErr w:type="spellStart"/>
       <w:r>
         <w:rPr>
           <w:b/>
@@ -4870,20 +4869,19 @@
       </w:r>
       <w:r>
         <w:rPr>
-          <w:i/>
-          <w:color w:val="475569"/>
-          <w:sz w:val="20"/>
-        </w:rPr>
-        <w:t>Liste</w:t>
-      </w:r>
-      <w:proofErr w:type="spellEnd"/>
-      <w:r>
-        <w:rPr>
-          <w:i/>
-          <w:color w:val="475569"/>
-          <w:sz w:val="20"/>
-        </w:rPr>
-        <w:t xml:space="preserve"> ordonnée et priorisée de TOUTES les fonctionnalités du produit. Source unique de vérité du </w:t>
+          <w:b/>
+          <w:color w:val="F59E0B"/>
+          <w:sz w:val="20"/>
+        </w:rPr>
+        <w:t xml:space="preserve"> </w:t>
+      </w:r>
+      <w:r>
+        <w:rPr>
+          <w:i/>
+          <w:color w:val="475569"/>
+          <w:sz w:val="20"/>
+        </w:rPr>
+        <w:t xml:space="preserve">Liste ordonnée et priorisée de TOUTES les fonctionnalités du produit. Source unique de vérité du </w:t>
       </w:r>
       <w:proofErr w:type="spellStart"/>
       <w:r>
@@ -4912,7 +4910,6 @@
         </w:rPr>
         <w:t xml:space="preserve">k </w:t>
       </w:r>
-      <w:proofErr w:type="spellStart"/>
       <w:r>
         <w:rPr>
           <w:b/>
@@ -4923,11 +4920,37 @@
       </w:r>
       <w:r>
         <w:rPr>
-          <w:i/>
-          <w:color w:val="475569"/>
-          <w:sz w:val="20"/>
-        </w:rPr>
-        <w:t>Independent</w:t>
+          <w:b/>
+          <w:color w:val="F59E0B"/>
+          <w:sz w:val="20"/>
+        </w:rPr>
+        <w:t xml:space="preserve">T </w:t>
+      </w:r>
+      <w:r>
+        <w:rPr>
+          <w:i/>
+          <w:color w:val="475569"/>
+          <w:sz w:val="20"/>
+        </w:rPr>
+        <w:t>Independent ·</w:t>
+      </w:r>
+      <w:r>
+        <w:rPr>
+          <w:i/>
+          <w:color w:val="475569"/>
+          <w:spacing w:val="13"/>
+          <w:sz w:val="20"/>
+        </w:rPr>
+        <w:t xml:space="preserve"> </w:t>
+      </w:r>
+      <w:proofErr w:type="spellStart"/>
+      <w:r>
+        <w:rPr>
+          <w:i/>
+          <w:color w:val="475569"/>
+          <w:sz w:val="20"/>
+        </w:rPr>
+        <w:t>Negotiable</w:t>
       </w:r>
       <w:proofErr w:type="spellEnd"/>
       <w:r>
@@ -4954,7 +4977,7 @@
           <w:color w:val="475569"/>
           <w:sz w:val="20"/>
         </w:rPr>
-        <w:t>Negotiable</w:t>
+        <w:t>Valuable</w:t>
       </w:r>
       <w:proofErr w:type="spellEnd"/>
       <w:r>
@@ -4974,23 +4997,13 @@
         </w:rPr>
         <w:t xml:space="preserve"> </w:t>
       </w:r>
-      <w:proofErr w:type="spellStart"/>
-      <w:r>
-        <w:rPr>
-          <w:i/>
-          <w:color w:val="475569"/>
-          <w:sz w:val="20"/>
-        </w:rPr>
-        <w:t>Valuable</w:t>
-      </w:r>
-      <w:proofErr w:type="spellEnd"/>
-      <w:r>
-        <w:rPr>
-          <w:i/>
-          <w:color w:val="475569"/>
-          <w:sz w:val="20"/>
-        </w:rPr>
-        <w:t xml:space="preserve"> ·</w:t>
+      <w:r>
+        <w:rPr>
+          <w:i/>
+          <w:color w:val="475569"/>
+          <w:sz w:val="20"/>
+        </w:rPr>
+        <w:t>Estimable ·</w:t>
       </w:r>
       <w:r>
         <w:rPr>
@@ -5007,7 +5020,7 @@
           <w:color w:val="475569"/>
           <w:sz w:val="20"/>
         </w:rPr>
-        <w:t>Estimable ·</w:t>
+        <w:t>Small</w:t>
       </w:r>
       <w:r>
         <w:rPr>
@@ -5024,7 +5037,7 @@
           <w:color w:val="475569"/>
           <w:sz w:val="20"/>
         </w:rPr>
-        <w:t>Small</w:t>
+        <w:t>·</w:t>
       </w:r>
       <w:r>
         <w:rPr>
@@ -5041,7 +5054,7 @@
           <w:color w:val="475569"/>
           <w:sz w:val="20"/>
         </w:rPr>
-        <w:t>·</w:t>
+        <w:t>Testable.</w:t>
       </w:r>
       <w:r>
         <w:rPr>
@@ -5058,7 +5071,7 @@
           <w:color w:val="475569"/>
           <w:sz w:val="20"/>
         </w:rPr>
-        <w:t>Testable.</w:t>
+        <w:t>Format de phrase : «</w:t>
       </w:r>
       <w:r>
         <w:rPr>
@@ -5075,7 +5088,7 @@
           <w:color w:val="475569"/>
           <w:sz w:val="20"/>
         </w:rPr>
-        <w:t>Format de phrase : «</w:t>
+        <w:t>En</w:t>
       </w:r>
       <w:r>
         <w:rPr>
@@ -5086,39 +5099,21 @@
         </w:rPr>
         <w:t xml:space="preserve"> </w:t>
       </w:r>
-      <w:r>
-        <w:rPr>
-          <w:i/>
-          <w:color w:val="475569"/>
-          <w:sz w:val="20"/>
-        </w:rPr>
-        <w:t>En</w:t>
-      </w:r>
-      <w:r>
-        <w:rPr>
-          <w:i/>
-          <w:color w:val="475569"/>
-          <w:spacing w:val="13"/>
-          <w:sz w:val="20"/>
-        </w:rPr>
-        <w:t xml:space="preserve"> </w:t>
-      </w:r>
-      <w:r>
-        <w:rPr>
-          <w:i/>
-          <w:color w:val="475569"/>
-          <w:sz w:val="20"/>
-        </w:rPr>
-        <w:t xml:space="preserve">tant que </w:t>
-      </w:r>
-      <w:r>
-        <w:rPr>
-          <w:rFonts w:ascii="Segoe UI Symbol" w:hAnsi="Segoe UI Symbol"/>
-          <w:color w:val="16A34A"/>
-          <w:sz w:val="20"/>
-        </w:rPr>
-        <w:t xml:space="preserve">Q </w:t>
-      </w:r>
+    </w:p>
+    <w:p>
+      <w:pPr>
+        <w:pStyle w:val="ListParagraph"/>
+        <w:tabs>
+          <w:tab w:val="left" w:pos="662"/>
+        </w:tabs>
+        <w:spacing w:before="0" w:line="256" w:lineRule="auto"/>
+        <w:ind w:left="408" w:right="622" w:firstLine="0"/>
+        <w:jc w:val="both"/>
+        <w:rPr>
+          <w:i/>
+          <w:sz w:val="20"/>
+        </w:rPr>
+      </w:pPr>
       <w:proofErr w:type="gramStart"/>
       <w:r>
         <w:rPr>
@@ -5336,6 +5331,14 @@
           <w:sz w:val="20"/>
         </w:rPr>
         <w:t>ÉVIT</w:t>
+      </w:r>
+      <w:r>
+        <w:rPr>
+          <w:b/>
+          <w:color w:val="DC2626"/>
+          <w:sz w:val="20"/>
+        </w:rPr>
+        <w:t>ER</w:t>
       </w:r>
       <w:r>
         <w:rPr>
@@ -19989,15 +19992,7 @@
                 <w:color w:val="475569"/>
                 <w:sz w:val="20"/>
               </w:rPr>
-              <w:t>35</w:t>
-            </w:r>
-            <w:r>
-              <w:rPr>
-                <w:i/>
-                <w:color w:val="475569"/>
-                <w:sz w:val="20"/>
-              </w:rPr>
-              <w:t>stories</w:t>
+              <w:t>35stories</w:t>
             </w:r>
             <w:r>
               <w:rPr>
@@ -26992,6 +26987,7 @@
   <w:style w:type="character" w:default="1" w:styleId="DefaultParagraphFont">
     <w:name w:val="Default Paragraph Font"/>
     <w:uiPriority w:val="1"/>
+    <w:semiHidden/>
     <w:unhideWhenUsed/>
   </w:style>
   <w:style w:type="table" w:default="1" w:styleId="TableNormal">

--- a/docs/pilotage/product-backlog +perturbations j4.docx
+++ b/docs/pilotage/product-backlog +perturbations j4.docx
@@ -220,7 +220,6 @@
         </w:rPr>
         <w:t xml:space="preserve"> </w:t>
       </w:r>
-      <w:proofErr w:type="spellStart"/>
       <w:r>
         <w:rPr>
           <w:color w:val="1E1B4B"/>
@@ -228,7 +227,6 @@
         </w:rPr>
         <w:t>Backlog</w:t>
       </w:r>
-      <w:proofErr w:type="spellEnd"/>
     </w:p>
     <w:p>
       <w:pPr>
@@ -341,23 +339,13 @@
         </w:rPr>
         <w:t xml:space="preserve"> </w:t>
       </w:r>
-      <w:proofErr w:type="spellStart"/>
       <w:r>
         <w:rPr>
           <w:i/>
           <w:color w:val="475569"/>
           <w:sz w:val="24"/>
         </w:rPr>
-        <w:t>epics</w:t>
-      </w:r>
-      <w:proofErr w:type="spellEnd"/>
-      <w:r>
-        <w:rPr>
-          <w:i/>
-          <w:color w:val="475569"/>
-          <w:sz w:val="24"/>
-        </w:rPr>
-        <w:t>,</w:t>
+        <w:t>epics,</w:t>
       </w:r>
       <w:r>
         <w:rPr>
@@ -436,7 +424,6 @@
         </w:rPr>
         <w:t xml:space="preserve"> </w:t>
       </w:r>
-      <w:proofErr w:type="spellStart"/>
       <w:r>
         <w:rPr>
           <w:i/>
@@ -446,7 +433,6 @@
         </w:rPr>
         <w:t>MoSCoW</w:t>
       </w:r>
-      <w:proofErr w:type="spellEnd"/>
     </w:p>
     <w:p>
       <w:pPr>
@@ -520,14 +506,12 @@
         </w:rPr>
         <w:t xml:space="preserve"> </w:t>
       </w:r>
-      <w:proofErr w:type="spellStart"/>
       <w:r>
         <w:rPr>
           <w:color w:val="475569"/>
         </w:rPr>
         <w:t>EduTutor</w:t>
       </w:r>
-      <w:proofErr w:type="spellEnd"/>
       <w:r>
         <w:rPr>
           <w:color w:val="475569"/>
@@ -1062,7 +1046,6 @@
                 <w:i/>
               </w:rPr>
             </w:pPr>
-            <w:proofErr w:type="gramStart"/>
             <w:r>
               <w:rPr>
                 <w:i/>
@@ -1085,7 +1068,6 @@
               </w:rPr>
               <w:t>22</w:t>
             </w:r>
-            <w:proofErr w:type="gramEnd"/>
             <w:r>
               <w:rPr>
                 <w:i/>
@@ -1148,7 +1130,6 @@
                 <w:spacing w:val="-4"/>
               </w:rPr>
             </w:pPr>
-            <w:proofErr w:type="gramStart"/>
             <w:r>
               <w:rPr>
                 <w:i/>
@@ -1169,15 +1150,7 @@
                 <w:i/>
                 <w:color w:val="475569"/>
               </w:rPr>
-              <w:t>Antoine</w:t>
-            </w:r>
-            <w:proofErr w:type="gramEnd"/>
-            <w:r>
-              <w:rPr>
-                <w:i/>
-                <w:color w:val="475569"/>
-              </w:rPr>
-              <w:t xml:space="preserve"> VAUTHIER</w:t>
+              <w:t>Antoine VAUTHIER</w:t>
             </w:r>
             <w:r>
               <w:rPr>
@@ -1194,23 +1167,13 @@
               </w:rPr>
               <w:t xml:space="preserve"> </w:t>
             </w:r>
-            <w:proofErr w:type="spellStart"/>
             <w:r>
               <w:rPr>
                 <w:i/>
                 <w:color w:val="475569"/>
                 <w:spacing w:val="-4"/>
               </w:rPr>
-              <w:t>Alainpatrick</w:t>
-            </w:r>
-            <w:proofErr w:type="spellEnd"/>
-            <w:r>
-              <w:rPr>
-                <w:i/>
-                <w:color w:val="475569"/>
-                <w:spacing w:val="-4"/>
-              </w:rPr>
-              <w:t xml:space="preserve"> GOMAS</w:t>
+              <w:t>Alainpatrick GOMAS</w:t>
             </w:r>
             <w:r>
               <w:rPr>
@@ -1230,23 +1193,13 @@
               </w:rPr>
               <w:t xml:space="preserve"> </w:t>
             </w:r>
-            <w:proofErr w:type="spellStart"/>
             <w:r>
               <w:rPr>
                 <w:i/>
                 <w:color w:val="475569"/>
                 <w:spacing w:val="-4"/>
               </w:rPr>
-              <w:t>Cleg</w:t>
-            </w:r>
-            <w:proofErr w:type="spellEnd"/>
-            <w:r>
-              <w:rPr>
-                <w:i/>
-                <w:color w:val="475569"/>
-                <w:spacing w:val="-4"/>
-              </w:rPr>
-              <w:t xml:space="preserve"> LOUFOUA</w:t>
+              <w:t>Cleg LOUFOUA</w:t>
             </w:r>
             <w:r>
               <w:rPr>
@@ -1328,16 +1281,7 @@
                 <w:color w:val="475569"/>
                 <w:spacing w:val="-1"/>
               </w:rPr>
-              <w:t xml:space="preserve">Yacine </w:t>
-            </w:r>
-            <w:proofErr w:type="gramStart"/>
-            <w:r>
-              <w:rPr>
-                <w:i/>
-                <w:color w:val="475569"/>
-                <w:spacing w:val="-1"/>
-              </w:rPr>
-              <w:t xml:space="preserve">DJEBBOURI </w:t>
+              <w:t xml:space="preserve">Yacine DJEBBOURI </w:t>
             </w:r>
             <w:r>
               <w:rPr>
@@ -1347,7 +1291,6 @@
               </w:rPr>
               <w:t>]</w:t>
             </w:r>
-            <w:proofErr w:type="gramEnd"/>
           </w:p>
         </w:tc>
       </w:tr>
@@ -1407,7 +1350,6 @@
                 <w:i/>
               </w:rPr>
             </w:pPr>
-            <w:proofErr w:type="gramStart"/>
             <w:r>
               <w:rPr>
                 <w:i/>
@@ -1430,7 +1372,6 @@
               </w:rPr>
               <w:t>Cadrage</w:t>
             </w:r>
-            <w:proofErr w:type="gramEnd"/>
             <w:r>
               <w:rPr>
                 <w:i/>
@@ -1483,7 +1424,6 @@
                 <w:i/>
               </w:rPr>
             </w:pPr>
-            <w:proofErr w:type="gramStart"/>
             <w:r>
               <w:rPr>
                 <w:i/>
@@ -1506,7 +1446,6 @@
               </w:rPr>
               <w:t>v1.0</w:t>
             </w:r>
-            <w:proofErr w:type="gramEnd"/>
             <w:r>
               <w:rPr>
                 <w:i/>
@@ -1515,7 +1454,6 @@
               </w:rPr>
               <w:t xml:space="preserve"> </w:t>
             </w:r>
-            <w:proofErr w:type="gramStart"/>
             <w:r>
               <w:rPr>
                 <w:i/>
@@ -1539,7 +1477,6 @@
               </w:rPr>
               <w:t>]</w:t>
             </w:r>
-            <w:proofErr w:type="gramEnd"/>
           </w:p>
         </w:tc>
       </w:tr>
@@ -1662,15 +1599,7 @@
                 <w:i/>
                 <w:color w:val="475569"/>
               </w:rPr>
-              <w:t>12h</w:t>
-            </w:r>
-            <w:proofErr w:type="gramStart"/>
-            <w:r>
-              <w:rPr>
-                <w:i/>
-                <w:color w:val="475569"/>
-              </w:rPr>
-              <w:t>33</w:t>
+              <w:t>12h33</w:t>
             </w:r>
             <w:r>
               <w:rPr>
@@ -1688,7 +1617,6 @@
               </w:rPr>
               <w:t>]</w:t>
             </w:r>
-            <w:proofErr w:type="gramEnd"/>
           </w:p>
         </w:tc>
       </w:tr>
@@ -1733,7 +1661,6 @@
                 <w:i/>
               </w:rPr>
             </w:pPr>
-            <w:proofErr w:type="gramStart"/>
             <w:r>
               <w:rPr>
                 <w:i/>
@@ -1756,7 +1683,6 @@
               </w:rPr>
               <w:t>Draft</w:t>
             </w:r>
-            <w:proofErr w:type="gramEnd"/>
             <w:r>
               <w:rPr>
                 <w:i/>
@@ -2114,7 +2040,6 @@
         </w:rPr>
         <w:t xml:space="preserve"> </w:t>
       </w:r>
-      <w:proofErr w:type="spellStart"/>
       <w:r>
         <w:rPr>
           <w:i/>
@@ -2124,7 +2049,6 @@
         </w:rPr>
         <w:t>Map</w:t>
       </w:r>
-      <w:proofErr w:type="spellEnd"/>
     </w:p>
     <w:p>
       <w:pPr>
@@ -2153,7 +2077,6 @@
           <w:sz w:val="20"/>
         </w:rPr>
       </w:pPr>
-      <w:proofErr w:type="spellStart"/>
       <w:r>
         <w:rPr>
           <w:b/>
@@ -2170,7 +2093,6 @@
         </w:rPr>
         <w:t>Une</w:t>
       </w:r>
-      <w:proofErr w:type="spellEnd"/>
       <w:r>
         <w:rPr>
           <w:i/>
@@ -2503,23 +2425,13 @@
                 <w:b/>
               </w:rPr>
             </w:pPr>
-            <w:proofErr w:type="spellStart"/>
             <w:r>
               <w:rPr>
                 <w:b/>
                 <w:color w:val="FFFFFF"/>
                 <w:spacing w:val="-4"/>
               </w:rPr>
-              <w:t>Map</w:t>
-            </w:r>
-            <w:proofErr w:type="spellEnd"/>
-            <w:r>
-              <w:rPr>
-                <w:b/>
-                <w:color w:val="FFFFFF"/>
-                <w:spacing w:val="-4"/>
-              </w:rPr>
-              <w:t>)</w:t>
+              <w:t>Map)</w:t>
             </w:r>
           </w:p>
         </w:tc>
@@ -3455,25 +3367,13 @@
           <w:sz w:val="20"/>
         </w:rPr>
       </w:pPr>
-      <w:proofErr w:type="spellStart"/>
-      <w:proofErr w:type="gramStart"/>
-      <w:r>
-        <w:rPr>
-          <w:i/>
-          <w:color w:val="475569"/>
-          <w:sz w:val="20"/>
-        </w:rPr>
-        <w:t>mune</w:t>
-      </w:r>
-      <w:proofErr w:type="spellEnd"/>
-      <w:proofErr w:type="gramEnd"/>
-      <w:r>
-        <w:rPr>
-          <w:i/>
-          <w:color w:val="475569"/>
-          <w:sz w:val="20"/>
-        </w:rPr>
-        <w:t>.</w:t>
+      <w:r>
+        <w:rPr>
+          <w:i/>
+          <w:color w:val="475569"/>
+          <w:sz w:val="20"/>
+        </w:rPr>
+        <w:t>mune.</w:t>
       </w:r>
       <w:r>
         <w:rPr>
@@ -3873,23 +3773,13 @@
                 <w:sz w:val="20"/>
               </w:rPr>
             </w:pPr>
-            <w:proofErr w:type="spellStart"/>
             <w:r>
               <w:rPr>
                 <w:color w:val="1E1B4B"/>
                 <w:spacing w:val="-4"/>
                 <w:sz w:val="20"/>
               </w:rPr>
-              <w:t>n.c</w:t>
-            </w:r>
-            <w:proofErr w:type="spellEnd"/>
-            <w:r>
-              <w:rPr>
-                <w:color w:val="1E1B4B"/>
-                <w:spacing w:val="-4"/>
-                <w:sz w:val="20"/>
-              </w:rPr>
-              <w:t>.</w:t>
+              <w:t>n.c.</w:t>
             </w:r>
           </w:p>
         </w:tc>
@@ -3983,23 +3873,13 @@
                 <w:sz w:val="20"/>
               </w:rPr>
             </w:pPr>
-            <w:proofErr w:type="spellStart"/>
             <w:r>
               <w:rPr>
                 <w:color w:val="1E1B4B"/>
                 <w:spacing w:val="-4"/>
                 <w:sz w:val="20"/>
               </w:rPr>
-              <w:t>n.c</w:t>
-            </w:r>
-            <w:proofErr w:type="spellEnd"/>
-            <w:r>
-              <w:rPr>
-                <w:color w:val="1E1B4B"/>
-                <w:spacing w:val="-4"/>
-                <w:sz w:val="20"/>
-              </w:rPr>
-              <w:t>.</w:t>
+              <w:t>n.c.</w:t>
             </w:r>
           </w:p>
         </w:tc>
@@ -4108,23 +3988,13 @@
                 <w:sz w:val="20"/>
               </w:rPr>
             </w:pPr>
-            <w:proofErr w:type="spellStart"/>
             <w:r>
               <w:rPr>
                 <w:color w:val="1E1B4B"/>
                 <w:spacing w:val="-4"/>
                 <w:sz w:val="20"/>
               </w:rPr>
-              <w:t>n.c</w:t>
-            </w:r>
-            <w:proofErr w:type="spellEnd"/>
-            <w:r>
-              <w:rPr>
-                <w:color w:val="1E1B4B"/>
-                <w:spacing w:val="-4"/>
-                <w:sz w:val="20"/>
-              </w:rPr>
-              <w:t>.</w:t>
+              <w:t>n.c.</w:t>
             </w:r>
           </w:p>
         </w:tc>
@@ -4233,23 +4103,13 @@
                 <w:sz w:val="20"/>
               </w:rPr>
             </w:pPr>
-            <w:proofErr w:type="spellStart"/>
             <w:r>
               <w:rPr>
                 <w:color w:val="1E1B4B"/>
                 <w:spacing w:val="-4"/>
                 <w:sz w:val="20"/>
               </w:rPr>
-              <w:t>n.c</w:t>
-            </w:r>
-            <w:proofErr w:type="spellEnd"/>
-            <w:r>
-              <w:rPr>
-                <w:color w:val="1E1B4B"/>
-                <w:spacing w:val="-4"/>
-                <w:sz w:val="20"/>
-              </w:rPr>
-              <w:t>.</w:t>
+              <w:t>n.c.</w:t>
             </w:r>
           </w:p>
         </w:tc>
@@ -4343,23 +4203,13 @@
                 <w:sz w:val="20"/>
               </w:rPr>
             </w:pPr>
-            <w:proofErr w:type="spellStart"/>
             <w:r>
               <w:rPr>
                 <w:color w:val="1E1B4B"/>
                 <w:spacing w:val="-4"/>
                 <w:sz w:val="20"/>
               </w:rPr>
-              <w:t>n.c</w:t>
-            </w:r>
-            <w:proofErr w:type="spellEnd"/>
-            <w:r>
-              <w:rPr>
-                <w:color w:val="1E1B4B"/>
-                <w:spacing w:val="-4"/>
-                <w:sz w:val="20"/>
-              </w:rPr>
-              <w:t>.</w:t>
+              <w:t>n.c.</w:t>
             </w:r>
           </w:p>
         </w:tc>
@@ -4438,23 +4288,13 @@
                 <w:sz w:val="20"/>
               </w:rPr>
             </w:pPr>
-            <w:proofErr w:type="spellStart"/>
             <w:r>
               <w:rPr>
                 <w:color w:val="1E1B4B"/>
                 <w:spacing w:val="-4"/>
                 <w:sz w:val="20"/>
               </w:rPr>
-              <w:t>n.c</w:t>
-            </w:r>
-            <w:proofErr w:type="spellEnd"/>
-            <w:r>
-              <w:rPr>
-                <w:color w:val="1E1B4B"/>
-                <w:spacing w:val="-4"/>
-                <w:sz w:val="20"/>
-              </w:rPr>
-              <w:t>.</w:t>
+              <w:t>n.c.</w:t>
             </w:r>
           </w:p>
         </w:tc>
@@ -4588,7 +4428,6 @@
         </w:rPr>
         <w:t xml:space="preserve"> </w:t>
       </w:r>
-      <w:proofErr w:type="gramStart"/>
       <w:r>
         <w:rPr>
           <w:i/>
@@ -4617,7 +4456,6 @@
         </w:rPr>
         <w:t>:</w:t>
       </w:r>
-      <w:proofErr w:type="gramEnd"/>
       <w:r>
         <w:rPr>
           <w:i/>
@@ -4635,19 +4473,8 @@
           <w:sz w:val="20"/>
           <w:lang w:val="en-US"/>
         </w:rPr>
-        <w:t xml:space="preserve">6 </w:t>
-      </w:r>
-      <w:proofErr w:type="gramStart"/>
-      <w:r>
-        <w:rPr>
-          <w:i/>
-          <w:color w:val="475569"/>
-          <w:sz w:val="20"/>
-          <w:lang w:val="en-US"/>
-        </w:rPr>
-        <w:t>MUST</w:t>
-      </w:r>
-      <w:proofErr w:type="gramEnd"/>
+        <w:t>6 MUST</w:t>
+      </w:r>
       <w:r>
         <w:rPr>
           <w:i/>
@@ -4881,18 +4708,8 @@
           <w:color w:val="475569"/>
           <w:sz w:val="20"/>
         </w:rPr>
-        <w:t xml:space="preserve">Liste ordonnée et priorisée de TOUTES les fonctionnalités du produit. Source unique de vérité du </w:t>
-      </w:r>
-      <w:proofErr w:type="spellStart"/>
-      <w:r>
-        <w:rPr>
-          <w:i/>
-          <w:color w:val="475569"/>
-          <w:sz w:val="20"/>
-        </w:rPr>
-        <w:t>sco</w:t>
-      </w:r>
-      <w:proofErr w:type="spellEnd"/>
+        <w:t>Liste ordonnée et priorisée de TOUTES les fonctionnalités du produit. Source unique de vérité du sco</w:t>
+      </w:r>
       <w:r>
         <w:rPr>
           <w:i/>
@@ -4943,23 +4760,13 @@
         </w:rPr>
         <w:t xml:space="preserve"> </w:t>
       </w:r>
-      <w:proofErr w:type="spellStart"/>
-      <w:r>
-        <w:rPr>
-          <w:i/>
-          <w:color w:val="475569"/>
-          <w:sz w:val="20"/>
-        </w:rPr>
-        <w:t>Negotiable</w:t>
-      </w:r>
-      <w:proofErr w:type="spellEnd"/>
-      <w:r>
-        <w:rPr>
-          <w:i/>
-          <w:color w:val="475569"/>
-          <w:sz w:val="20"/>
-        </w:rPr>
-        <w:t xml:space="preserve"> ·</w:t>
+      <w:r>
+        <w:rPr>
+          <w:i/>
+          <w:color w:val="475569"/>
+          <w:sz w:val="20"/>
+        </w:rPr>
+        <w:t>Negotiable ·</w:t>
       </w:r>
       <w:r>
         <w:rPr>
@@ -4970,23 +4777,13 @@
         </w:rPr>
         <w:t xml:space="preserve"> </w:t>
       </w:r>
-      <w:proofErr w:type="spellStart"/>
-      <w:r>
-        <w:rPr>
-          <w:i/>
-          <w:color w:val="475569"/>
-          <w:sz w:val="20"/>
-        </w:rPr>
-        <w:t>Valuable</w:t>
-      </w:r>
-      <w:proofErr w:type="spellEnd"/>
-      <w:r>
-        <w:rPr>
-          <w:i/>
-          <w:color w:val="475569"/>
-          <w:sz w:val="20"/>
-        </w:rPr>
-        <w:t xml:space="preserve"> ·</w:t>
+      <w:r>
+        <w:rPr>
+          <w:i/>
+          <w:color w:val="475569"/>
+          <w:sz w:val="20"/>
+        </w:rPr>
+        <w:t>Valuable ·</w:t>
       </w:r>
       <w:r>
         <w:rPr>
@@ -5114,7 +4911,6 @@
           <w:sz w:val="20"/>
         </w:rPr>
       </w:pPr>
-      <w:proofErr w:type="gramStart"/>
       <w:r>
         <w:rPr>
           <w:b/>
@@ -5140,7 +4936,6 @@
         </w:rPr>
         <w:t>«</w:t>
       </w:r>
-      <w:proofErr w:type="gramEnd"/>
       <w:r>
         <w:rPr>
           <w:i/>
@@ -5795,7 +5590,6 @@
                 <w:b/>
               </w:rPr>
             </w:pPr>
-            <w:proofErr w:type="spellStart"/>
             <w:r>
               <w:rPr>
                 <w:b/>
@@ -5804,7 +5598,6 @@
               </w:rPr>
               <w:t>MoSCoW</w:t>
             </w:r>
-            <w:proofErr w:type="spellEnd"/>
           </w:p>
         </w:tc>
         <w:tc>
@@ -5937,39 +5730,7 @@
                 <w:color w:val="1E1B4B"/>
                 <w:sz w:val="18"/>
               </w:rPr>
-              <w:t>En tant qu'</w:t>
-            </w:r>
-            <w:proofErr w:type="spellStart"/>
-            <w:r>
-              <w:rPr>
-                <w:color w:val="1E1B4B"/>
-                <w:sz w:val="18"/>
-              </w:rPr>
-              <w:t>étudiant·e</w:t>
-            </w:r>
-            <w:proofErr w:type="spellEnd"/>
-            <w:r>
-              <w:rPr>
-                <w:color w:val="1E1B4B"/>
-                <w:sz w:val="18"/>
-              </w:rPr>
-              <w:t xml:space="preserve">, je veux créer un compte avec </w:t>
-            </w:r>
-            <w:proofErr w:type="gramStart"/>
-            <w:r>
-              <w:rPr>
-                <w:color w:val="1E1B4B"/>
-                <w:sz w:val="18"/>
-              </w:rPr>
-              <w:t>email</w:t>
-            </w:r>
-            <w:proofErr w:type="gramEnd"/>
-            <w:r>
-              <w:rPr>
-                <w:color w:val="1E1B4B"/>
-                <w:sz w:val="18"/>
-              </w:rPr>
-              <w:t xml:space="preserve"> et mot de passe, afin de sauvegarder mes quizz et y revenir.</w:t>
+              <w:t>En tant qu'étudiant·e, je veux créer un compte avec email et mot de passe, afin de sauvegarder mes quizz et y revenir.</w:t>
             </w:r>
           </w:p>
         </w:tc>
@@ -5990,7 +5751,6 @@
                 <w:sz w:val="18"/>
               </w:rPr>
             </w:pPr>
-            <w:proofErr w:type="spellStart"/>
             <w:r>
               <w:rPr>
                 <w:color w:val="1E1B4B"/>
@@ -5999,7 +5759,6 @@
               </w:rPr>
               <w:t>Étudiant·e</w:t>
             </w:r>
-            <w:proofErr w:type="spellEnd"/>
           </w:p>
         </w:tc>
         <w:tc>
@@ -6189,23 +5948,7 @@
                 <w:color w:val="1E1B4B"/>
                 <w:sz w:val="18"/>
               </w:rPr>
-              <w:t>En tant qu'</w:t>
-            </w:r>
-            <w:proofErr w:type="spellStart"/>
-            <w:r>
-              <w:rPr>
-                <w:color w:val="1E1B4B"/>
-                <w:sz w:val="18"/>
-              </w:rPr>
-              <w:t>étudiant·e</w:t>
-            </w:r>
-            <w:proofErr w:type="spellEnd"/>
-            <w:r>
-              <w:rPr>
-                <w:color w:val="1E1B4B"/>
-                <w:sz w:val="18"/>
-              </w:rPr>
-              <w:t>, je veux uploader un PDF ou</w:t>
+              <w:t>En tant qu'étudiant·e, je veux uploader un PDF ou</w:t>
             </w:r>
             <w:r>
               <w:rPr>
@@ -6241,7 +5984,6 @@
                 <w:sz w:val="18"/>
               </w:rPr>
             </w:pPr>
-            <w:proofErr w:type="spellStart"/>
             <w:r>
               <w:rPr>
                 <w:color w:val="1E1B4B"/>
@@ -6250,7 +5992,6 @@
               </w:rPr>
               <w:t>Étudiant·e</w:t>
             </w:r>
-            <w:proofErr w:type="spellEnd"/>
           </w:p>
         </w:tc>
         <w:tc>
@@ -6440,23 +6181,7 @@
                 <w:color w:val="1E1B4B"/>
                 <w:sz w:val="18"/>
               </w:rPr>
-              <w:t>En tant qu'</w:t>
-            </w:r>
-            <w:proofErr w:type="spellStart"/>
-            <w:r>
-              <w:rPr>
-                <w:color w:val="1E1B4B"/>
-                <w:sz w:val="18"/>
-              </w:rPr>
-              <w:t>étudiant·e</w:t>
-            </w:r>
-            <w:proofErr w:type="spellEnd"/>
-            <w:r>
-              <w:rPr>
-                <w:color w:val="1E1B4B"/>
-                <w:sz w:val="18"/>
-              </w:rPr>
-              <w:t xml:space="preserve">, je veux générer un quiz de 10 QCM en moins de 60 s, afin de réviser rapidement un </w:t>
+              <w:t xml:space="preserve">En tant qu'étudiant·e, je veux générer un quiz de 10 QCM en moins de 60 s, afin de réviser rapidement un </w:t>
             </w:r>
             <w:r>
               <w:rPr>
@@ -6485,7 +6210,6 @@
                 <w:sz w:val="18"/>
               </w:rPr>
             </w:pPr>
-            <w:proofErr w:type="spellStart"/>
             <w:r>
               <w:rPr>
                 <w:color w:val="1E1B4B"/>
@@ -6494,7 +6218,6 @@
               </w:rPr>
               <w:t>Étudiant·e</w:t>
             </w:r>
-            <w:proofErr w:type="spellEnd"/>
           </w:p>
         </w:tc>
         <w:tc>
@@ -6684,23 +6407,7 @@
                 <w:color w:val="1E1B4B"/>
                 <w:sz w:val="18"/>
               </w:rPr>
-              <w:t>En tant qu'</w:t>
-            </w:r>
-            <w:proofErr w:type="spellStart"/>
-            <w:r>
-              <w:rPr>
-                <w:color w:val="1E1B4B"/>
-                <w:sz w:val="18"/>
-              </w:rPr>
-              <w:t>étudiant·e</w:t>
-            </w:r>
-            <w:proofErr w:type="spellEnd"/>
-            <w:r>
-              <w:rPr>
-                <w:color w:val="1E1B4B"/>
-                <w:sz w:val="18"/>
-              </w:rPr>
-              <w:t>, je veux soumettre mes réponses et obtenir une correction automatique, afin de savoir où je me situe.</w:t>
+              <w:t>En tant qu'étudiant·e, je veux soumettre mes réponses et obtenir une correction automatique, afin de savoir où je me situe.</w:t>
             </w:r>
           </w:p>
         </w:tc>
@@ -6721,7 +6428,6 @@
                 <w:sz w:val="18"/>
               </w:rPr>
             </w:pPr>
-            <w:proofErr w:type="spellStart"/>
             <w:r>
               <w:rPr>
                 <w:color w:val="1E1B4B"/>
@@ -6730,7 +6436,6 @@
               </w:rPr>
               <w:t>Étudiant·e</w:t>
             </w:r>
-            <w:proofErr w:type="spellEnd"/>
           </w:p>
         </w:tc>
         <w:tc>
@@ -6920,23 +6625,7 @@
                 <w:color w:val="1E1B4B"/>
                 <w:sz w:val="18"/>
               </w:rPr>
-              <w:t>En tant qu'</w:t>
-            </w:r>
-            <w:proofErr w:type="spellStart"/>
-            <w:r>
-              <w:rPr>
-                <w:color w:val="1E1B4B"/>
-                <w:sz w:val="18"/>
-              </w:rPr>
-              <w:t>étudiant·e</w:t>
-            </w:r>
-            <w:proofErr w:type="spellEnd"/>
-            <w:r>
-              <w:rPr>
-                <w:color w:val="1E1B4B"/>
-                <w:sz w:val="18"/>
-              </w:rPr>
-              <w:t>, je veux voir mon score /10 et le détail bonnes/mauvaises réponses, afin de mesurer</w:t>
+              <w:t>En tant qu'étudiant·e, je veux voir mon score /10 et le détail bonnes/mauvaises réponses, afin de mesurer</w:t>
             </w:r>
             <w:r>
               <w:rPr>
@@ -6972,7 +6661,6 @@
                 <w:sz w:val="18"/>
               </w:rPr>
             </w:pPr>
-            <w:proofErr w:type="spellStart"/>
             <w:r>
               <w:rPr>
                 <w:color w:val="1E1B4B"/>
@@ -6981,7 +6669,6 @@
               </w:rPr>
               <w:t>Étudiant·e</w:t>
             </w:r>
-            <w:proofErr w:type="spellEnd"/>
           </w:p>
         </w:tc>
         <w:tc>
@@ -7172,23 +6859,7 @@
                 <w:color w:val="1E1B4B"/>
                 <w:sz w:val="18"/>
               </w:rPr>
-              <w:t>En tant qu'</w:t>
-            </w:r>
-            <w:proofErr w:type="spellStart"/>
-            <w:r>
-              <w:rPr>
-                <w:color w:val="1E1B4B"/>
-                <w:sz w:val="18"/>
-              </w:rPr>
-              <w:t>étudiant·e</w:t>
-            </w:r>
-            <w:proofErr w:type="spellEnd"/>
-            <w:r>
-              <w:rPr>
-                <w:color w:val="1E1B4B"/>
-                <w:sz w:val="18"/>
-              </w:rPr>
-              <w:t xml:space="preserve">, je veux consulter l'historique de mes quizz passés, afin de suivre mon évolution dans le </w:t>
+              <w:t xml:space="preserve">En tant qu'étudiant·e, je veux consulter l'historique de mes quizz passés, afin de suivre mon évolution dans le </w:t>
             </w:r>
             <w:r>
               <w:rPr>
@@ -7217,7 +6888,6 @@
                 <w:sz w:val="18"/>
               </w:rPr>
             </w:pPr>
-            <w:proofErr w:type="spellStart"/>
             <w:r>
               <w:rPr>
                 <w:color w:val="1E1B4B"/>
@@ -7226,7 +6896,6 @@
               </w:rPr>
               <w:t>Étudiant·e</w:t>
             </w:r>
-            <w:proofErr w:type="spellEnd"/>
           </w:p>
         </w:tc>
         <w:tc>
@@ -7416,39 +7085,7 @@
                 <w:color w:val="1E1B4B"/>
                 <w:sz w:val="18"/>
               </w:rPr>
-              <w:t>En tant qu'</w:t>
-            </w:r>
-            <w:proofErr w:type="spellStart"/>
-            <w:r>
-              <w:rPr>
-                <w:color w:val="1E1B4B"/>
-                <w:sz w:val="18"/>
-              </w:rPr>
-              <w:t>étudiant·e</w:t>
-            </w:r>
-            <w:proofErr w:type="spellEnd"/>
-            <w:r>
-              <w:rPr>
-                <w:color w:val="1E1B4B"/>
-                <w:sz w:val="18"/>
-              </w:rPr>
-              <w:t xml:space="preserve">, je veux réinitialiser mon mot de passe via </w:t>
-            </w:r>
-            <w:proofErr w:type="gramStart"/>
-            <w:r>
-              <w:rPr>
-                <w:color w:val="1E1B4B"/>
-                <w:sz w:val="18"/>
-              </w:rPr>
-              <w:t>email</w:t>
-            </w:r>
-            <w:proofErr w:type="gramEnd"/>
-            <w:r>
-              <w:rPr>
-                <w:color w:val="1E1B4B"/>
-                <w:sz w:val="18"/>
-              </w:rPr>
-              <w:t>, afin de pouvoir récupérer mon</w:t>
+              <w:t>En tant qu'étudiant·e, je veux réinitialiser mon mot de passe via email, afin de pouvoir récupérer mon</w:t>
             </w:r>
             <w:r>
               <w:rPr>
@@ -7484,7 +7121,6 @@
                 <w:sz w:val="18"/>
               </w:rPr>
             </w:pPr>
-            <w:proofErr w:type="spellStart"/>
             <w:r>
               <w:rPr>
                 <w:color w:val="1E1B4B"/>
@@ -7493,7 +7129,6 @@
               </w:rPr>
               <w:t>Étudiant·e</w:t>
             </w:r>
-            <w:proofErr w:type="spellEnd"/>
           </w:p>
         </w:tc>
         <w:tc>
@@ -7715,23 +7350,7 @@
                 <w:color w:val="1E1B4B"/>
                 <w:sz w:val="18"/>
               </w:rPr>
-              <w:t>En tant qu'</w:t>
-            </w:r>
-            <w:proofErr w:type="spellStart"/>
-            <w:r>
-              <w:rPr>
-                <w:color w:val="1E1B4B"/>
-                <w:sz w:val="18"/>
-              </w:rPr>
-              <w:t>étudiant·e</w:t>
-            </w:r>
-            <w:proofErr w:type="spellEnd"/>
-            <w:r>
-              <w:rPr>
-                <w:color w:val="1E1B4B"/>
-                <w:sz w:val="18"/>
-              </w:rPr>
-              <w:t>, je veux une bibliothèque pour mes cours uploadés, afin de retrouver vite mes PDF d'un semestre.</w:t>
+              <w:t>En tant qu'étudiant·e, je veux une bibliothèque pour mes cours uploadés, afin de retrouver vite mes PDF d'un semestre.</w:t>
             </w:r>
           </w:p>
         </w:tc>
@@ -7746,7 +7365,6 @@
                 <w:sz w:val="18"/>
               </w:rPr>
             </w:pPr>
-            <w:proofErr w:type="spellStart"/>
             <w:r>
               <w:rPr>
                 <w:color w:val="1E1B4B"/>
@@ -7755,7 +7373,6 @@
               </w:rPr>
               <w:t>Étudiant·e</w:t>
             </w:r>
-            <w:proofErr w:type="spellEnd"/>
           </w:p>
         </w:tc>
         <w:tc>
@@ -7914,23 +7531,7 @@
                 <w:color w:val="1E1B4B"/>
                 <w:sz w:val="18"/>
               </w:rPr>
-              <w:t>En tant qu'</w:t>
-            </w:r>
-            <w:proofErr w:type="spellStart"/>
-            <w:r>
-              <w:rPr>
-                <w:color w:val="1E1B4B"/>
-                <w:sz w:val="18"/>
-              </w:rPr>
-              <w:t>étudiant·e</w:t>
-            </w:r>
-            <w:proofErr w:type="spellEnd"/>
-            <w:r>
-              <w:rPr>
-                <w:color w:val="1E1B4B"/>
-                <w:sz w:val="18"/>
-              </w:rPr>
-              <w:t>, je veux choisir le niveau de difficulté et le nombre de questions (5-20), afin d'adapter à mon temps disponible.</w:t>
+              <w:t>En tant qu'étudiant·e, je veux choisir le niveau de difficulté et le nombre de questions (5-20), afin d'adapter à mon temps disponible.</w:t>
             </w:r>
           </w:p>
         </w:tc>
@@ -7945,7 +7546,6 @@
                 <w:sz w:val="18"/>
               </w:rPr>
             </w:pPr>
-            <w:proofErr w:type="spellStart"/>
             <w:r>
               <w:rPr>
                 <w:color w:val="1E1B4B"/>
@@ -7954,7 +7554,6 @@
               </w:rPr>
               <w:t>Étudiant·e</w:t>
             </w:r>
-            <w:proofErr w:type="spellEnd"/>
           </w:p>
         </w:tc>
         <w:tc>
@@ -8113,39 +7712,7 @@
                 <w:color w:val="1E1B4B"/>
                 <w:sz w:val="18"/>
               </w:rPr>
-              <w:t>En tant qu'</w:t>
-            </w:r>
-            <w:proofErr w:type="spellStart"/>
-            <w:r>
-              <w:rPr>
-                <w:color w:val="1E1B4B"/>
-                <w:sz w:val="18"/>
-              </w:rPr>
-              <w:t>étudiant·e</w:t>
-            </w:r>
-            <w:proofErr w:type="spellEnd"/>
-            <w:r>
-              <w:rPr>
-                <w:color w:val="1E1B4B"/>
-                <w:sz w:val="18"/>
-              </w:rPr>
-              <w:t xml:space="preserve">, je veux un mode </w:t>
-            </w:r>
-            <w:proofErr w:type="spellStart"/>
-            <w:r>
-              <w:rPr>
-                <w:color w:val="1E1B4B"/>
-                <w:sz w:val="18"/>
-              </w:rPr>
-              <w:t>timer</w:t>
-            </w:r>
-            <w:proofErr w:type="spellEnd"/>
-            <w:r>
-              <w:rPr>
-                <w:color w:val="1E1B4B"/>
-                <w:sz w:val="18"/>
-              </w:rPr>
-              <w:t xml:space="preserve"> optionnel par question, afin de m'entraîner aux conditions d'examen.</w:t>
+              <w:t>En tant qu'étudiant·e, je veux un mode timer optionnel par question, afin de m'entraîner aux conditions d'examen.</w:t>
             </w:r>
           </w:p>
         </w:tc>
@@ -8160,7 +7727,6 @@
                 <w:sz w:val="18"/>
               </w:rPr>
             </w:pPr>
-            <w:proofErr w:type="spellStart"/>
             <w:r>
               <w:rPr>
                 <w:color w:val="1E1B4B"/>
@@ -8169,7 +7735,6 @@
               </w:rPr>
               <w:t>Étudiant·e</w:t>
             </w:r>
-            <w:proofErr w:type="spellEnd"/>
           </w:p>
         </w:tc>
         <w:tc>
@@ -8328,39 +7893,7 @@
                 <w:color w:val="1E1B4B"/>
                 <w:sz w:val="18"/>
               </w:rPr>
-              <w:t>En tant qu'</w:t>
-            </w:r>
-            <w:proofErr w:type="spellStart"/>
-            <w:r>
-              <w:rPr>
-                <w:color w:val="1E1B4B"/>
-                <w:sz w:val="18"/>
-              </w:rPr>
-              <w:t>étudiant·e</w:t>
-            </w:r>
-            <w:proofErr w:type="spellEnd"/>
-            <w:r>
-              <w:rPr>
-                <w:color w:val="1E1B4B"/>
-                <w:sz w:val="18"/>
-              </w:rPr>
-              <w:t xml:space="preserve">, je veux un </w:t>
-            </w:r>
-            <w:proofErr w:type="spellStart"/>
-            <w:r>
-              <w:rPr>
-                <w:color w:val="1E1B4B"/>
-                <w:sz w:val="18"/>
-              </w:rPr>
-              <w:t>dashboard</w:t>
-            </w:r>
-            <w:proofErr w:type="spellEnd"/>
-            <w:r>
-              <w:rPr>
-                <w:color w:val="1E1B4B"/>
-                <w:sz w:val="18"/>
-              </w:rPr>
-              <w:t xml:space="preserve"> de progression par chapitre, afin de cibler mes révisions sur mes lacunes.</w:t>
+              <w:t>En tant qu'étudiant·e, je veux un dashboard de progression par chapitre, afin de cibler mes révisions sur mes lacunes.</w:t>
             </w:r>
           </w:p>
         </w:tc>
@@ -8375,7 +7908,6 @@
                 <w:sz w:val="18"/>
               </w:rPr>
             </w:pPr>
-            <w:proofErr w:type="spellStart"/>
             <w:r>
               <w:rPr>
                 <w:color w:val="1E1B4B"/>
@@ -8384,7 +7916,6 @@
               </w:rPr>
               <w:t>Étudiant·e</w:t>
             </w:r>
-            <w:proofErr w:type="spellEnd"/>
           </w:p>
         </w:tc>
         <w:tc>
@@ -8543,23 +8074,7 @@
                 <w:color w:val="1E1B4B"/>
                 <w:sz w:val="18"/>
               </w:rPr>
-              <w:t>En tant qu'</w:t>
-            </w:r>
-            <w:proofErr w:type="spellStart"/>
-            <w:r>
-              <w:rPr>
-                <w:color w:val="1E1B4B"/>
-                <w:sz w:val="18"/>
-              </w:rPr>
-              <w:t>utilisateur·trice</w:t>
-            </w:r>
-            <w:proofErr w:type="spellEnd"/>
-            <w:r>
-              <w:rPr>
-                <w:color w:val="1E1B4B"/>
-                <w:sz w:val="18"/>
-              </w:rPr>
-              <w:t>, je veux exporter toutes</w:t>
+              <w:t>En tant qu'utilisateur·trice, je veux exporter toutes</w:t>
             </w:r>
             <w:r>
               <w:rPr>
@@ -8604,7 +8119,6 @@
               </w:rPr>
               <w:t xml:space="preserve"> </w:t>
             </w:r>
-            <w:proofErr w:type="spellStart"/>
             <w:r>
               <w:rPr>
                 <w:color w:val="1E1B4B"/>
@@ -8613,7 +8127,6 @@
               </w:rPr>
               <w:t>personas</w:t>
             </w:r>
-            <w:proofErr w:type="spellEnd"/>
           </w:p>
         </w:tc>
         <w:tc>
@@ -8772,23 +8285,7 @@
                 <w:color w:val="1E1B4B"/>
                 <w:sz w:val="18"/>
               </w:rPr>
-              <w:t>En tant qu'</w:t>
-            </w:r>
-            <w:proofErr w:type="spellStart"/>
-            <w:r>
-              <w:rPr>
-                <w:color w:val="1E1B4B"/>
-                <w:sz w:val="18"/>
-              </w:rPr>
-              <w:t>étudiant·e</w:t>
-            </w:r>
-            <w:proofErr w:type="spellEnd"/>
-            <w:r>
-              <w:rPr>
-                <w:color w:val="1E1B4B"/>
-                <w:sz w:val="18"/>
-              </w:rPr>
-              <w:t>, je veux me connecter via Google ou Apple OAuth, afin d'éviter de gérer un énième mot de passe.</w:t>
+              <w:t>En tant qu'étudiant·e, je veux me connecter via Google ou Apple OAuth, afin d'éviter de gérer un énième mot de passe.</w:t>
             </w:r>
           </w:p>
         </w:tc>
@@ -8803,7 +8300,6 @@
                 <w:sz w:val="18"/>
               </w:rPr>
             </w:pPr>
-            <w:proofErr w:type="spellStart"/>
             <w:r>
               <w:rPr>
                 <w:color w:val="1E1B4B"/>
@@ -8812,7 +8308,6 @@
               </w:rPr>
               <w:t>Étudiant·e</w:t>
             </w:r>
-            <w:proofErr w:type="spellEnd"/>
           </w:p>
         </w:tc>
         <w:tc>
@@ -8971,23 +8466,7 @@
                 <w:color w:val="1E1B4B"/>
                 <w:sz w:val="18"/>
               </w:rPr>
-              <w:t>En tant qu'</w:t>
-            </w:r>
-            <w:proofErr w:type="spellStart"/>
-            <w:r>
-              <w:rPr>
-                <w:color w:val="1E1B4B"/>
-                <w:sz w:val="18"/>
-              </w:rPr>
-              <w:t>étudiant·e</w:t>
-            </w:r>
-            <w:proofErr w:type="spellEnd"/>
-            <w:r>
-              <w:rPr>
-                <w:color w:val="1E1B4B"/>
-                <w:sz w:val="18"/>
-              </w:rPr>
-              <w:t>, je veux importer un cours</w:t>
+              <w:t>En tant qu'étudiant·e, je veux importer un cours</w:t>
             </w:r>
             <w:r>
               <w:rPr>
@@ -9017,7 +8496,6 @@
                 <w:sz w:val="18"/>
               </w:rPr>
             </w:pPr>
-            <w:proofErr w:type="spellStart"/>
             <w:r>
               <w:rPr>
                 <w:color w:val="1E1B4B"/>
@@ -9026,7 +8504,6 @@
               </w:rPr>
               <w:t>Étudiant·e</w:t>
             </w:r>
-            <w:proofErr w:type="spellEnd"/>
           </w:p>
         </w:tc>
         <w:tc>
@@ -9184,23 +8661,7 @@
                 <w:color w:val="1E1B4B"/>
                 <w:sz w:val="18"/>
               </w:rPr>
-              <w:t>En tant qu'</w:t>
-            </w:r>
-            <w:proofErr w:type="spellStart"/>
-            <w:r>
-              <w:rPr>
-                <w:color w:val="1E1B4B"/>
-                <w:sz w:val="18"/>
-              </w:rPr>
-              <w:t>enseignant·e</w:t>
-            </w:r>
-            <w:proofErr w:type="spellEnd"/>
-            <w:r>
-              <w:rPr>
-                <w:color w:val="1E1B4B"/>
-                <w:sz w:val="18"/>
-              </w:rPr>
-              <w:t xml:space="preserve">, je veux générer des questions ouvertes corrigées par le LLM, afin de varier les types </w:t>
+              <w:t xml:space="preserve">En tant qu'enseignant·e, je veux générer des questions ouvertes corrigées par le LLM, afin de varier les types </w:t>
             </w:r>
             <w:r>
               <w:rPr>
@@ -9223,7 +8684,6 @@
                 <w:sz w:val="18"/>
               </w:rPr>
             </w:pPr>
-            <w:proofErr w:type="spellStart"/>
             <w:r>
               <w:rPr>
                 <w:color w:val="1E1B4B"/>
@@ -9232,7 +8692,6 @@
               </w:rPr>
               <w:t>Enseignant·e</w:t>
             </w:r>
-            <w:proofErr w:type="spellEnd"/>
           </w:p>
         </w:tc>
         <w:tc>
@@ -9390,23 +8849,7 @@
                 <w:color w:val="1E1B4B"/>
                 <w:sz w:val="18"/>
               </w:rPr>
-              <w:t>En tant qu'</w:t>
-            </w:r>
-            <w:proofErr w:type="spellStart"/>
-            <w:r>
-              <w:rPr>
-                <w:color w:val="1E1B4B"/>
-                <w:sz w:val="18"/>
-              </w:rPr>
-              <w:t>étudiant·e</w:t>
-            </w:r>
-            <w:proofErr w:type="spellEnd"/>
-            <w:r>
-              <w:rPr>
-                <w:color w:val="1E1B4B"/>
-                <w:sz w:val="18"/>
-              </w:rPr>
-              <w:t xml:space="preserve">, je veux que l'app identifie mes lacunes par chapitre, afin de me concentrer sur ce qui </w:t>
+              <w:t xml:space="preserve">En tant qu'étudiant·e, je veux que l'app identifie mes lacunes par chapitre, afin de me concentrer sur ce qui </w:t>
             </w:r>
             <w:r>
               <w:rPr>
@@ -9429,7 +8872,6 @@
                 <w:sz w:val="18"/>
               </w:rPr>
             </w:pPr>
-            <w:proofErr w:type="spellStart"/>
             <w:r>
               <w:rPr>
                 <w:color w:val="1E1B4B"/>
@@ -9438,7 +8880,6 @@
               </w:rPr>
               <w:t>Étudiant·e</w:t>
             </w:r>
-            <w:proofErr w:type="spellEnd"/>
           </w:p>
         </w:tc>
         <w:tc>
@@ -9649,23 +9090,7 @@
                 <w:color w:val="1E1B4B"/>
                 <w:sz w:val="18"/>
               </w:rPr>
-              <w:t>En tant qu'</w:t>
-            </w:r>
-            <w:proofErr w:type="spellStart"/>
-            <w:r>
-              <w:rPr>
-                <w:color w:val="1E1B4B"/>
-                <w:sz w:val="18"/>
-              </w:rPr>
-              <w:t>utilisateur·trice</w:t>
-            </w:r>
-            <w:proofErr w:type="spellEnd"/>
-            <w:r>
-              <w:rPr>
-                <w:color w:val="1E1B4B"/>
-                <w:sz w:val="18"/>
-              </w:rPr>
-              <w:t>, je veux supprimer mon compte et toutes mes données, afin d'exercer mon droit à l'oubli Art. 17 RGPD.</w:t>
+              <w:t>En tant qu'utilisateur·trice, je veux supprimer mon compte et toutes mes données, afin d'exercer mon droit à l'oubli Art. 17 RGPD.</w:t>
             </w:r>
           </w:p>
         </w:tc>
@@ -9695,7 +9120,6 @@
               </w:rPr>
               <w:t xml:space="preserve"> </w:t>
             </w:r>
-            <w:proofErr w:type="spellStart"/>
             <w:r>
               <w:rPr>
                 <w:color w:val="1E1B4B"/>
@@ -9704,7 +9128,6 @@
               </w:rPr>
               <w:t>personas</w:t>
             </w:r>
-            <w:proofErr w:type="spellEnd"/>
           </w:p>
         </w:tc>
         <w:tc>
@@ -9862,23 +9285,7 @@
                 <w:color w:val="1E1B4B"/>
                 <w:sz w:val="18"/>
               </w:rPr>
-              <w:t xml:space="preserve">En tant que DSI d'établissement, je veux un SSO entreprise SAML/OIDC, afin d'intégrer </w:t>
-            </w:r>
-            <w:proofErr w:type="spellStart"/>
-            <w:r>
-              <w:rPr>
-                <w:color w:val="1E1B4B"/>
-                <w:sz w:val="18"/>
-              </w:rPr>
-              <w:t>EduTutor</w:t>
-            </w:r>
-            <w:proofErr w:type="spellEnd"/>
-            <w:r>
-              <w:rPr>
-                <w:color w:val="1E1B4B"/>
-                <w:sz w:val="18"/>
-              </w:rPr>
-              <w:t xml:space="preserve"> à mon </w:t>
+              <w:t xml:space="preserve">En tant que DSI d'établissement, je veux un SSO entreprise SAML/OIDC, afin d'intégrer EduTutor à mon </w:t>
             </w:r>
             <w:r>
               <w:rPr>
@@ -10067,39 +9474,7 @@
                 <w:color w:val="1E1B4B"/>
                 <w:sz w:val="18"/>
               </w:rPr>
-              <w:t>En tant qu'</w:t>
-            </w:r>
-            <w:proofErr w:type="spellStart"/>
-            <w:r>
-              <w:rPr>
-                <w:color w:val="1E1B4B"/>
-                <w:sz w:val="18"/>
-              </w:rPr>
-              <w:t>étudiant·e</w:t>
-            </w:r>
-            <w:proofErr w:type="spellEnd"/>
-            <w:r>
-              <w:rPr>
-                <w:color w:val="1E1B4B"/>
-                <w:sz w:val="18"/>
-              </w:rPr>
-              <w:t xml:space="preserve">, je veux discuter avec un </w:t>
-            </w:r>
-            <w:proofErr w:type="spellStart"/>
-            <w:r>
-              <w:rPr>
-                <w:color w:val="1E1B4B"/>
-                <w:sz w:val="18"/>
-              </w:rPr>
-              <w:t>chatbot</w:t>
-            </w:r>
-            <w:proofErr w:type="spellEnd"/>
-            <w:r>
-              <w:rPr>
-                <w:color w:val="1E1B4B"/>
-                <w:sz w:val="18"/>
-              </w:rPr>
-              <w:t xml:space="preserve"> IA pour explorer un sujet, afin d'apprendre par</w:t>
+              <w:t>En tant qu'étudiant·e, je veux discuter avec un chatbot IA pour explorer un sujet, afin d'apprendre par</w:t>
             </w:r>
             <w:r>
               <w:rPr>
@@ -10130,7 +9505,6 @@
                 <w:sz w:val="18"/>
               </w:rPr>
             </w:pPr>
-            <w:proofErr w:type="spellStart"/>
             <w:r>
               <w:rPr>
                 <w:color w:val="1E1B4B"/>
@@ -10139,7 +9513,6 @@
               </w:rPr>
               <w:t>Étudiant·e</w:t>
             </w:r>
-            <w:proofErr w:type="spellEnd"/>
           </w:p>
         </w:tc>
         <w:tc>
@@ -10298,23 +9671,7 @@
                 <w:color w:val="1E1B4B"/>
                 <w:sz w:val="18"/>
               </w:rPr>
-              <w:t>En tant qu'</w:t>
-            </w:r>
-            <w:proofErr w:type="spellStart"/>
-            <w:r>
-              <w:rPr>
-                <w:color w:val="1E1B4B"/>
-                <w:sz w:val="18"/>
-              </w:rPr>
-              <w:t>étudiant·e</w:t>
-            </w:r>
-            <w:proofErr w:type="spellEnd"/>
-            <w:r>
-              <w:rPr>
-                <w:color w:val="1E1B4B"/>
-                <w:sz w:val="18"/>
-              </w:rPr>
-              <w:t>, je veux affronter d'autres étudiants en mode compétition, afin d'ajouter du fun à la révision.</w:t>
+              <w:t>En tant qu'étudiant·e, je veux affronter d'autres étudiants en mode compétition, afin d'ajouter du fun à la révision.</w:t>
             </w:r>
           </w:p>
         </w:tc>
@@ -10329,7 +9686,6 @@
                 <w:sz w:val="18"/>
               </w:rPr>
             </w:pPr>
-            <w:proofErr w:type="spellStart"/>
             <w:r>
               <w:rPr>
                 <w:color w:val="1E1B4B"/>
@@ -10338,7 +9694,6 @@
               </w:rPr>
               <w:t>Étudiant·e</w:t>
             </w:r>
-            <w:proofErr w:type="spellEnd"/>
           </w:p>
         </w:tc>
         <w:tc>
@@ -10484,23 +9839,7 @@
                 <w:color w:val="1E1B4B"/>
                 <w:sz w:val="18"/>
               </w:rPr>
-              <w:t>En tant que Mme Lefèvre (enseignante), je veux créer un quiz à partir d’un cours et le partager à ma classe, afin d’</w:t>
-            </w:r>
-            <w:proofErr w:type="spellStart"/>
-            <w:r>
-              <w:rPr>
-                <w:color w:val="1E1B4B"/>
-                <w:sz w:val="18"/>
-              </w:rPr>
-              <w:t>avaluer</w:t>
-            </w:r>
-            <w:proofErr w:type="spellEnd"/>
-            <w:r>
-              <w:rPr>
-                <w:color w:val="1E1B4B"/>
-                <w:sz w:val="18"/>
-              </w:rPr>
-              <w:t xml:space="preserve"> rapidement mes élèves.</w:t>
+              <w:t>En tant que Mme Lefèvre (enseignante), je veux créer un quiz à partir d’un cours et le partager à ma classe, afin d’avaluer rapidement mes élèves.</w:t>
             </w:r>
           </w:p>
         </w:tc>
@@ -11220,23 +10559,7 @@
                 <w:color w:val="1E1B4B"/>
                 <w:sz w:val="18"/>
               </w:rPr>
-              <w:t>En tant qu'</w:t>
-            </w:r>
-            <w:proofErr w:type="spellStart"/>
-            <w:r>
-              <w:rPr>
-                <w:color w:val="1E1B4B"/>
-                <w:sz w:val="18"/>
-              </w:rPr>
-              <w:t>utilisateur·trice</w:t>
-            </w:r>
-            <w:proofErr w:type="spellEnd"/>
-            <w:r>
-              <w:rPr>
-                <w:color w:val="1E1B4B"/>
-                <w:sz w:val="18"/>
-              </w:rPr>
-              <w:t>, je veux que chaque quiz généré soit automatiquement validé avant d'être affiché, afin de garantir un format correct et fiable.</w:t>
+              <w:t>En tant qu'utilisateur·trice, je veux que chaque quiz généré soit automatiquement validé avant d'être affiché, afin de garantir un format correct et fiable.</w:t>
             </w:r>
           </w:p>
         </w:tc>
@@ -11259,18 +10582,8 @@
                 <w:spacing w:val="-2"/>
                 <w:sz w:val="18"/>
               </w:rPr>
-              <w:t xml:space="preserve">Tous les </w:t>
-            </w:r>
-            <w:proofErr w:type="spellStart"/>
-            <w:r>
-              <w:rPr>
-                <w:color w:val="1E1B4B"/>
-                <w:spacing w:val="-2"/>
-                <w:sz w:val="18"/>
-              </w:rPr>
-              <w:t>personas</w:t>
-            </w:r>
-            <w:proofErr w:type="spellEnd"/>
+              <w:t>Tous les personas</w:t>
+            </w:r>
           </w:p>
         </w:tc>
         <w:tc>
@@ -11417,55 +10730,7 @@
                 <w:color w:val="1E1B4B"/>
                 <w:sz w:val="18"/>
               </w:rPr>
-              <w:t xml:space="preserve">En tant que développeur, je veux qu'un jeu de tests </w:t>
-            </w:r>
-            <w:proofErr w:type="spellStart"/>
-            <w:r>
-              <w:rPr>
-                <w:color w:val="1E1B4B"/>
-                <w:sz w:val="18"/>
-              </w:rPr>
-              <w:t>adversariaux</w:t>
-            </w:r>
-            <w:proofErr w:type="spellEnd"/>
-            <w:r>
-              <w:rPr>
-                <w:color w:val="1E1B4B"/>
-                <w:sz w:val="18"/>
-              </w:rPr>
-              <w:t xml:space="preserve"> soit exécuté automatiquement dans </w:t>
-            </w:r>
-            <w:proofErr w:type="gramStart"/>
-            <w:r>
-              <w:rPr>
-                <w:color w:val="1E1B4B"/>
-                <w:sz w:val="18"/>
-              </w:rPr>
-              <w:t>la pipeline</w:t>
-            </w:r>
-            <w:proofErr w:type="gramEnd"/>
-            <w:r>
-              <w:rPr>
-                <w:color w:val="1E1B4B"/>
-                <w:sz w:val="18"/>
-              </w:rPr>
-              <w:t xml:space="preserve"> CI à chaque Push ou Pull </w:t>
-            </w:r>
-            <w:proofErr w:type="spellStart"/>
-            <w:r>
-              <w:rPr>
-                <w:color w:val="1E1B4B"/>
-                <w:sz w:val="18"/>
-              </w:rPr>
-              <w:t>Request</w:t>
-            </w:r>
-            <w:proofErr w:type="spellEnd"/>
-            <w:r>
-              <w:rPr>
-                <w:color w:val="1E1B4B"/>
-                <w:sz w:val="18"/>
-              </w:rPr>
-              <w:t>, afin de détecter toute régression de sécurité avant la mise en production.</w:t>
+              <w:t>En tant que développeur, je veux qu'un jeu de tests adversariaux soit exécuté automatiquement dans la pipeline CI à chaque Push ou Pull Request, afin de détecter toute régression de sécurité avant la mise en production.</w:t>
             </w:r>
           </w:p>
         </w:tc>
@@ -11836,23 +11101,7 @@
                       <w:color w:val="1E1B4B"/>
                       <w:sz w:val="18"/>
                     </w:rPr>
-                    <w:t xml:space="preserve">En tant qu'étudiant malvoyant, je veux pouvoir naviguer uniquement au clavier afin d'utiliser </w:t>
-                  </w:r>
-                  <w:proofErr w:type="spellStart"/>
-                  <w:r>
-                    <w:rPr>
-                      <w:color w:val="1E1B4B"/>
-                      <w:sz w:val="18"/>
-                    </w:rPr>
-                    <w:t>EduTutor</w:t>
-                  </w:r>
-                  <w:proofErr w:type="spellEnd"/>
-                  <w:r>
-                    <w:rPr>
-                      <w:color w:val="1E1B4B"/>
-                      <w:sz w:val="18"/>
-                    </w:rPr>
-                    <w:t xml:space="preserve"> sans souris.</w:t>
+                    <w:t>En tant qu'étudiant malvoyant, je veux pouvoir naviguer uniquement au clavier afin d'utiliser EduTutor sans souris.</w:t>
                   </w:r>
                 </w:p>
               </w:tc>
@@ -12539,17 +11788,8 @@
                 <w:color w:val="1E1B4B"/>
                 <w:sz w:val="18"/>
               </w:rPr>
-              <w:t xml:space="preserve">EP-09 </w:t>
-            </w:r>
-            <w:proofErr w:type="spellStart"/>
-            <w:r>
-              <w:rPr>
-                <w:color w:val="1E1B4B"/>
-                <w:sz w:val="18"/>
-              </w:rPr>
-              <w:t>scale</w:t>
-            </w:r>
-            <w:proofErr w:type="spellEnd"/>
+              <w:t>EP-09 scale</w:t>
+            </w:r>
           </w:p>
         </w:tc>
         <w:tc>
@@ -13383,6 +12623,12 @@
                 <w:b/>
               </w:rPr>
             </w:pPr>
+            <w:r>
+              <w:rPr>
+                <w:b/>
+              </w:rPr>
+              <w:t>234</w:t>
+            </w:r>
           </w:p>
         </w:tc>
       </w:tr>
@@ -13429,8 +12675,6 @@
           <w:sz w:val="20"/>
         </w:rPr>
       </w:pPr>
-      <w:proofErr w:type="spellStart"/>
-      <w:proofErr w:type="gramStart"/>
       <w:r>
         <w:rPr>
           <w:i/>
@@ -13438,18 +12682,7 @@
           <w:spacing w:val="-5"/>
           <w:sz w:val="20"/>
         </w:rPr>
-        <w:t>pe</w:t>
-      </w:r>
-      <w:proofErr w:type="spellEnd"/>
-      <w:proofErr w:type="gramEnd"/>
-      <w:r>
-        <w:rPr>
-          <w:i/>
-          <w:color w:val="475569"/>
-          <w:spacing w:val="-5"/>
-          <w:sz w:val="20"/>
-        </w:rPr>
-        <w:t>.</w:t>
+        <w:t>pe.</w:t>
       </w:r>
     </w:p>
     <w:p>
@@ -13467,25 +12700,7 @@
           <w:color w:val="475569"/>
           <w:sz w:val="20"/>
         </w:rPr>
-        <w:t>[</w:t>
-      </w:r>
-      <w:proofErr w:type="gramStart"/>
-      <w:r>
-        <w:rPr>
-          <w:i/>
-          <w:color w:val="475569"/>
-          <w:sz w:val="20"/>
-        </w:rPr>
-        <w:t>persona</w:t>
-      </w:r>
-      <w:proofErr w:type="gramEnd"/>
-      <w:r>
-        <w:rPr>
-          <w:i/>
-          <w:color w:val="475569"/>
-          <w:sz w:val="20"/>
-        </w:rPr>
-        <w:t>], je veux [action] afin de [bénéfice]. » r efficacement avant les partiels. »</w:t>
+        <w:t>[persona], je veux [action] afin de [bénéfice]. » r efficacement avant les partiels. »</w:t>
       </w:r>
     </w:p>
     <w:p>
@@ -13660,7 +12875,6 @@
                 <w:b/>
               </w:rPr>
             </w:pPr>
-            <w:proofErr w:type="spellStart"/>
             <w:r>
               <w:rPr>
                 <w:b/>
@@ -13669,7 +12883,6 @@
               </w:rPr>
               <w:t>DoR</w:t>
             </w:r>
-            <w:proofErr w:type="spellEnd"/>
           </w:p>
         </w:tc>
         <w:tc>
@@ -13775,7 +12988,6 @@
                 <w:sz w:val="18"/>
               </w:rPr>
             </w:pPr>
-            <w:proofErr w:type="gramStart"/>
             <w:r>
               <w:rPr>
                 <w:color w:val="1E1B4B"/>
@@ -13783,7 +12995,6 @@
               </w:rPr>
               <w:t>G:</w:t>
             </w:r>
-            <w:proofErr w:type="gramEnd"/>
             <w:r>
               <w:rPr>
                 <w:color w:val="1E1B4B"/>
@@ -13858,18 +13069,8 @@
                 <w:spacing w:val="-2"/>
                 <w:sz w:val="18"/>
               </w:rPr>
-              <w:t>/</w:t>
-            </w:r>
-            <w:proofErr w:type="spellStart"/>
-            <w:r>
-              <w:rPr>
-                <w:color w:val="1E1B4B"/>
-                <w:spacing w:val="-2"/>
-                <w:sz w:val="18"/>
-              </w:rPr>
-              <w:t>signup</w:t>
-            </w:r>
-            <w:proofErr w:type="spellEnd"/>
+              <w:t>/signup</w:t>
+            </w:r>
           </w:p>
           <w:p>
             <w:pPr>
@@ -13880,53 +13081,12 @@
                 <w:sz w:val="18"/>
               </w:rPr>
             </w:pPr>
-            <w:proofErr w:type="gramStart"/>
-            <w:r>
-              <w:rPr>
-                <w:color w:val="1E1B4B"/>
-                <w:sz w:val="18"/>
-              </w:rPr>
-              <w:t>W:</w:t>
-            </w:r>
-            <w:proofErr w:type="gramEnd"/>
-            <w:r>
-              <w:rPr>
-                <w:color w:val="1E1B4B"/>
-                <w:sz w:val="18"/>
-              </w:rPr>
-              <w:t xml:space="preserve"> soumet </w:t>
-            </w:r>
-            <w:proofErr w:type="gramStart"/>
-            <w:r>
-              <w:rPr>
-                <w:color w:val="1E1B4B"/>
-                <w:sz w:val="18"/>
-              </w:rPr>
-              <w:t>email</w:t>
-            </w:r>
-            <w:proofErr w:type="gramEnd"/>
-            <w:r>
-              <w:rPr>
-                <w:color w:val="1E1B4B"/>
-                <w:sz w:val="18"/>
-              </w:rPr>
-              <w:t xml:space="preserve"> valide + </w:t>
-            </w:r>
-            <w:proofErr w:type="spellStart"/>
-            <w:r>
-              <w:rPr>
-                <w:color w:val="1E1B4B"/>
-                <w:sz w:val="18"/>
-              </w:rPr>
-              <w:t>mdp</w:t>
-            </w:r>
-            <w:proofErr w:type="spellEnd"/>
-            <w:r>
-              <w:rPr>
-                <w:color w:val="1E1B4B"/>
-                <w:sz w:val="18"/>
-              </w:rPr>
-              <w:t xml:space="preserve"> ≥ 8 caractères</w:t>
+            <w:r>
+              <w:rPr>
+                <w:color w:val="1E1B4B"/>
+                <w:sz w:val="18"/>
+              </w:rPr>
+              <w:t>W: soumet email valide + mdp ≥ 8 caractères</w:t>
             </w:r>
             <w:r>
               <w:rPr>
@@ -13936,63 +13096,13 @@
               </w:rPr>
               <w:t xml:space="preserve"> </w:t>
             </w:r>
-            <w:proofErr w:type="gramStart"/>
-            <w:r>
-              <w:rPr>
-                <w:color w:val="1E1B4B"/>
-                <w:sz w:val="18"/>
-              </w:rPr>
-              <w:t>T:</w:t>
-            </w:r>
-            <w:proofErr w:type="gramEnd"/>
-            <w:r>
-              <w:rPr>
-                <w:color w:val="1E1B4B"/>
-                <w:sz w:val="18"/>
-              </w:rPr>
-              <w:t xml:space="preserve"> compte créé, </w:t>
-            </w:r>
-            <w:proofErr w:type="gramStart"/>
-            <w:r>
-              <w:rPr>
-                <w:color w:val="1E1B4B"/>
-                <w:sz w:val="18"/>
-              </w:rPr>
-              <w:t>email</w:t>
-            </w:r>
-            <w:proofErr w:type="gramEnd"/>
-            <w:r>
-              <w:rPr>
-                <w:color w:val="1E1B4B"/>
-                <w:sz w:val="18"/>
-              </w:rPr>
-              <w:t xml:space="preserve"> envoyé, </w:t>
-            </w:r>
-            <w:proofErr w:type="spellStart"/>
-            <w:r>
-              <w:rPr>
-                <w:color w:val="1E1B4B"/>
-                <w:sz w:val="18"/>
-              </w:rPr>
-              <w:t>redirect</w:t>
-            </w:r>
-            <w:proofErr w:type="spellEnd"/>
-            <w:r>
-              <w:rPr>
-                <w:color w:val="1E1B4B"/>
-                <w:sz w:val="18"/>
-              </w:rPr>
-              <w:t xml:space="preserve"> /</w:t>
-            </w:r>
-            <w:proofErr w:type="spellStart"/>
-            <w:r>
-              <w:rPr>
-                <w:color w:val="1E1B4B"/>
-                <w:sz w:val="18"/>
-              </w:rPr>
-              <w:t>upload</w:t>
-            </w:r>
-            <w:proofErr w:type="spellEnd"/>
+            <w:r>
+              <w:rPr>
+                <w:color w:val="1E1B4B"/>
+                <w:sz w:val="18"/>
+              </w:rPr>
+              <w:t>T: compte créé, email envoyé, redirect /upload</w:t>
+            </w:r>
           </w:p>
         </w:tc>
         <w:tc>
@@ -14126,7 +13236,6 @@
                 <w:sz w:val="18"/>
               </w:rPr>
             </w:pPr>
-            <w:proofErr w:type="gramStart"/>
             <w:r>
               <w:rPr>
                 <w:color w:val="1E1B4B"/>
@@ -14134,7 +13243,6 @@
               </w:rPr>
               <w:t>G:</w:t>
             </w:r>
-            <w:proofErr w:type="gramEnd"/>
             <w:r>
               <w:rPr>
                 <w:color w:val="1E1B4B"/>
@@ -14158,7 +13266,6 @@
               </w:rPr>
               <w:t xml:space="preserve"> </w:t>
             </w:r>
-            <w:proofErr w:type="gramStart"/>
             <w:r>
               <w:rPr>
                 <w:color w:val="1E1B4B"/>
@@ -14166,7 +13273,6 @@
               </w:rPr>
               <w:t>authentifié</w:t>
             </w:r>
-            <w:proofErr w:type="gramEnd"/>
             <w:r>
               <w:rPr>
                 <w:color w:val="1E1B4B"/>
@@ -14196,18 +13302,8 @@
                 <w:spacing w:val="-2"/>
                 <w:sz w:val="18"/>
               </w:rPr>
-              <w:t>/</w:t>
-            </w:r>
-            <w:proofErr w:type="spellStart"/>
-            <w:r>
-              <w:rPr>
-                <w:color w:val="1E1B4B"/>
-                <w:spacing w:val="-2"/>
-                <w:sz w:val="18"/>
-              </w:rPr>
-              <w:t>upload</w:t>
-            </w:r>
-            <w:proofErr w:type="spellEnd"/>
+              <w:t>/upload</w:t>
+            </w:r>
           </w:p>
           <w:p>
             <w:pPr>
@@ -14217,7 +13313,6 @@
                 <w:sz w:val="18"/>
               </w:rPr>
             </w:pPr>
-            <w:proofErr w:type="gramStart"/>
             <w:r>
               <w:rPr>
                 <w:color w:val="1E1B4B"/>
@@ -14225,7 +13320,6 @@
               </w:rPr>
               <w:t>W:</w:t>
             </w:r>
-            <w:proofErr w:type="gramEnd"/>
             <w:r>
               <w:rPr>
                 <w:color w:val="1E1B4B"/>
@@ -14386,7 +13480,6 @@
                 <w:sz w:val="18"/>
               </w:rPr>
             </w:pPr>
-            <w:proofErr w:type="gramStart"/>
             <w:r>
               <w:rPr>
                 <w:color w:val="1E1B4B"/>
@@ -14394,7 +13487,6 @@
               </w:rPr>
               <w:t>T:</w:t>
             </w:r>
-            <w:proofErr w:type="gramEnd"/>
             <w:r>
               <w:rPr>
                 <w:color w:val="1E1B4B"/>
@@ -14619,7 +13711,6 @@
                 <w:sz w:val="18"/>
               </w:rPr>
             </w:pPr>
-            <w:proofErr w:type="gramStart"/>
             <w:r>
               <w:rPr>
                 <w:color w:val="1E1B4B"/>
@@ -14627,7 +13718,6 @@
               </w:rPr>
               <w:t>G:</w:t>
             </w:r>
-            <w:proofErr w:type="gramEnd"/>
             <w:r>
               <w:rPr>
                 <w:color w:val="1E1B4B"/>
@@ -14713,7 +13803,6 @@
                 <w:sz w:val="18"/>
               </w:rPr>
             </w:pPr>
-            <w:proofErr w:type="gramStart"/>
             <w:r>
               <w:rPr>
                 <w:color w:val="1E1B4B"/>
@@ -14721,7 +13810,6 @@
               </w:rPr>
               <w:t>W:</w:t>
             </w:r>
-            <w:proofErr w:type="gramEnd"/>
             <w:r>
               <w:rPr>
                 <w:color w:val="1E1B4B"/>
@@ -14824,7 +13912,6 @@
                 <w:sz w:val="18"/>
               </w:rPr>
             </w:pPr>
-            <w:proofErr w:type="gramStart"/>
             <w:r>
               <w:rPr>
                 <w:color w:val="1E1B4B"/>
@@ -14832,7 +13919,6 @@
               </w:rPr>
               <w:t>T:</w:t>
             </w:r>
-            <w:proofErr w:type="gramEnd"/>
             <w:r>
               <w:rPr>
                 <w:color w:val="1E1B4B"/>
@@ -14876,23 +13962,32 @@
                 <w:sz w:val="18"/>
               </w:rPr>
             </w:pPr>
-            <w:proofErr w:type="gramStart"/>
             <w:r>
               <w:rPr>
                 <w:color w:val="1E1B4B"/>
                 <w:spacing w:val="2"/>
                 <w:sz w:val="18"/>
               </w:rPr>
-              <w:t>le</w:t>
-            </w:r>
-            <w:proofErr w:type="gramEnd"/>
-            <w:r>
+              <w:t xml:space="preserve">le contenu du cours est traité uniquement comme une donnée utilisateur ; </w:t>
+            </w:r>
+          </w:p>
+          <w:p>
+            <w:pPr>
+              <w:pStyle w:val="TableParagraph"/>
+              <w:spacing w:before="20"/>
               <w:rPr>
                 <w:color w:val="1E1B4B"/>
                 <w:spacing w:val="2"/>
                 <w:sz w:val="18"/>
               </w:rPr>
-              <w:t xml:space="preserve"> contenu du cours est traité uniquement comme une donnée utilisateur ; </w:t>
+            </w:pPr>
+            <w:r>
+              <w:rPr>
+                <w:color w:val="1E1B4B"/>
+                <w:spacing w:val="2"/>
+                <w:sz w:val="18"/>
+              </w:rPr>
+              <w:t xml:space="preserve"> toute tentative de Prompt Injection est ignorée ; </w:t>
             </w:r>
           </w:p>
           <w:p>
@@ -14900,71 +13995,16 @@
               <w:pStyle w:val="TableParagraph"/>
               <w:spacing w:before="20"/>
               <w:rPr>
+                <w:sz w:val="18"/>
+              </w:rPr>
+            </w:pPr>
+            <w:r>
+              <w:rPr>
                 <w:color w:val="1E1B4B"/>
                 <w:spacing w:val="2"/>
                 <w:sz w:val="18"/>
               </w:rPr>
-            </w:pPr>
-            <w:r>
-              <w:rPr>
-                <w:color w:val="1E1B4B"/>
-                <w:spacing w:val="2"/>
-                <w:sz w:val="18"/>
-              </w:rPr>
-              <w:t xml:space="preserve"> </w:t>
-            </w:r>
-            <w:proofErr w:type="gramStart"/>
-            <w:r>
-              <w:rPr>
-                <w:color w:val="1E1B4B"/>
-                <w:spacing w:val="2"/>
-                <w:sz w:val="18"/>
-              </w:rPr>
-              <w:t>toute</w:t>
-            </w:r>
-            <w:proofErr w:type="gramEnd"/>
-            <w:r>
-              <w:rPr>
-                <w:color w:val="1E1B4B"/>
-                <w:spacing w:val="2"/>
-                <w:sz w:val="18"/>
-              </w:rPr>
-              <w:t xml:space="preserve"> tentative de Prompt Injection est ignorée ; </w:t>
-            </w:r>
-          </w:p>
-          <w:p>
-            <w:pPr>
-              <w:pStyle w:val="TableParagraph"/>
-              <w:spacing w:before="20"/>
-              <w:rPr>
-                <w:sz w:val="18"/>
-              </w:rPr>
-            </w:pPr>
-            <w:r>
-              <w:rPr>
-                <w:color w:val="1E1B4B"/>
-                <w:spacing w:val="2"/>
-                <w:sz w:val="18"/>
-              </w:rPr>
-              <w:t xml:space="preserve"> </w:t>
-            </w:r>
-            <w:proofErr w:type="gramStart"/>
-            <w:r>
-              <w:rPr>
-                <w:color w:val="1E1B4B"/>
-                <w:spacing w:val="2"/>
-                <w:sz w:val="18"/>
-              </w:rPr>
-              <w:t>le</w:t>
-            </w:r>
-            <w:proofErr w:type="gramEnd"/>
-            <w:r>
-              <w:rPr>
-                <w:color w:val="1E1B4B"/>
-                <w:spacing w:val="2"/>
-                <w:sz w:val="18"/>
-              </w:rPr>
-              <w:t xml:space="preserve"> quiz respecte le format attendu.</w:t>
+              <w:t xml:space="preserve"> le quiz respecte le format attendu.</w:t>
             </w:r>
           </w:p>
         </w:tc>
@@ -15099,7 +14139,6 @@
                 <w:sz w:val="18"/>
               </w:rPr>
             </w:pPr>
-            <w:proofErr w:type="gramStart"/>
             <w:r>
               <w:rPr>
                 <w:color w:val="1E1B4B"/>
@@ -15107,7 +14146,6 @@
               </w:rPr>
               <w:t>G:</w:t>
             </w:r>
-            <w:proofErr w:type="gramEnd"/>
             <w:r>
               <w:rPr>
                 <w:color w:val="1E1B4B"/>
@@ -15193,7 +14231,6 @@
                 <w:sz w:val="18"/>
               </w:rPr>
             </w:pPr>
-            <w:proofErr w:type="gramStart"/>
             <w:r>
               <w:rPr>
                 <w:color w:val="1E1B4B"/>
@@ -15201,7 +14238,6 @@
               </w:rPr>
               <w:t>W:</w:t>
             </w:r>
-            <w:proofErr w:type="gramEnd"/>
             <w:r>
               <w:rPr>
                 <w:color w:val="1E1B4B"/>
@@ -15287,21 +14323,12 @@
                 <w:sz w:val="18"/>
               </w:rPr>
             </w:pPr>
-            <w:proofErr w:type="gramStart"/>
-            <w:r>
-              <w:rPr>
-                <w:color w:val="1E1B4B"/>
-                <w:sz w:val="18"/>
-              </w:rPr>
-              <w:t>T:</w:t>
-            </w:r>
-            <w:proofErr w:type="gramEnd"/>
-            <w:r>
-              <w:rPr>
-                <w:color w:val="1E1B4B"/>
-                <w:sz w:val="18"/>
-              </w:rPr>
-              <w:t xml:space="preserve"> chaque réponse comparée, statut bon/mauvais </w:t>
+            <w:r>
+              <w:rPr>
+                <w:color w:val="1E1B4B"/>
+                <w:sz w:val="18"/>
+              </w:rPr>
+              <w:t xml:space="preserve">T: chaque réponse comparée, statut bon/mauvais </w:t>
             </w:r>
             <w:r>
               <w:rPr>
@@ -15444,7 +14471,6 @@
                 <w:sz w:val="18"/>
               </w:rPr>
             </w:pPr>
-            <w:proofErr w:type="gramStart"/>
             <w:r>
               <w:rPr>
                 <w:color w:val="1E1B4B"/>
@@ -15452,7 +14478,6 @@
               </w:rPr>
               <w:t>G:</w:t>
             </w:r>
-            <w:proofErr w:type="gramEnd"/>
             <w:r>
               <w:rPr>
                 <w:color w:val="1E1B4B"/>
@@ -15508,7 +14533,6 @@
                 <w:sz w:val="18"/>
               </w:rPr>
             </w:pPr>
-            <w:proofErr w:type="gramStart"/>
             <w:r>
               <w:rPr>
                 <w:color w:val="1E1B4B"/>
@@ -15516,7 +14540,6 @@
               </w:rPr>
               <w:t>W:</w:t>
             </w:r>
-            <w:proofErr w:type="gramEnd"/>
             <w:r>
               <w:rPr>
                 <w:color w:val="1E1B4B"/>
@@ -15576,18 +14599,8 @@
                 <w:spacing w:val="-2"/>
                 <w:sz w:val="18"/>
               </w:rPr>
-              <w:t>/</w:t>
-            </w:r>
-            <w:proofErr w:type="spellStart"/>
-            <w:r>
-              <w:rPr>
-                <w:color w:val="1E1B4B"/>
-                <w:spacing w:val="-2"/>
-                <w:sz w:val="18"/>
-              </w:rPr>
-              <w:t>resultat</w:t>
-            </w:r>
-            <w:proofErr w:type="spellEnd"/>
+              <w:t>/resultat</w:t>
+            </w:r>
           </w:p>
           <w:p>
             <w:pPr>
@@ -15598,21 +14611,12 @@
                 <w:sz w:val="18"/>
               </w:rPr>
             </w:pPr>
-            <w:proofErr w:type="gramStart"/>
-            <w:r>
-              <w:rPr>
-                <w:color w:val="1E1B4B"/>
-                <w:sz w:val="18"/>
-              </w:rPr>
-              <w:t>T:</w:t>
-            </w:r>
-            <w:proofErr w:type="gramEnd"/>
-            <w:r>
-              <w:rPr>
-                <w:color w:val="1E1B4B"/>
-                <w:sz w:val="18"/>
-              </w:rPr>
-              <w:t xml:space="preserve"> score /10 affiché + 10 questions avec corrections détaillées</w:t>
+            <w:r>
+              <w:rPr>
+                <w:color w:val="1E1B4B"/>
+                <w:sz w:val="18"/>
+              </w:rPr>
+              <w:t>T: score /10 affiché + 10 questions avec corrections détaillées</w:t>
             </w:r>
           </w:p>
         </w:tc>
@@ -15749,53 +14753,12 @@
                 <w:sz w:val="18"/>
               </w:rPr>
             </w:pPr>
-            <w:proofErr w:type="gramStart"/>
-            <w:r>
-              <w:rPr>
-                <w:color w:val="1E1B4B"/>
-                <w:sz w:val="18"/>
-              </w:rPr>
-              <w:t>G:</w:t>
-            </w:r>
-            <w:proofErr w:type="gramEnd"/>
-            <w:r>
-              <w:rPr>
-                <w:color w:val="1E1B4B"/>
-                <w:sz w:val="18"/>
-              </w:rPr>
-              <w:t xml:space="preserve"> user </w:t>
-            </w:r>
-            <w:proofErr w:type="gramStart"/>
-            <w:r>
-              <w:rPr>
-                <w:color w:val="1E1B4B"/>
-                <w:sz w:val="18"/>
-              </w:rPr>
-              <w:t>authentifié</w:t>
-            </w:r>
-            <w:proofErr w:type="gramEnd"/>
-            <w:r>
-              <w:rPr>
-                <w:color w:val="1E1B4B"/>
-                <w:sz w:val="18"/>
-              </w:rPr>
-              <w:t xml:space="preserve"> sur /historique </w:t>
-            </w:r>
-            <w:proofErr w:type="gramStart"/>
-            <w:r>
-              <w:rPr>
-                <w:color w:val="1E1B4B"/>
-                <w:sz w:val="18"/>
-              </w:rPr>
-              <w:t>W:</w:t>
-            </w:r>
-            <w:proofErr w:type="gramEnd"/>
-            <w:r>
-              <w:rPr>
-                <w:color w:val="1E1B4B"/>
-                <w:sz w:val="18"/>
-              </w:rPr>
-              <w:t xml:space="preserve"> la page se charge</w:t>
+            <w:r>
+              <w:rPr>
+                <w:color w:val="1E1B4B"/>
+                <w:sz w:val="18"/>
+              </w:rPr>
+              <w:t>G: user authentifié sur /historique W: la page se charge</w:t>
             </w:r>
           </w:p>
           <w:p>
@@ -15806,37 +14769,12 @@
                 <w:sz w:val="18"/>
               </w:rPr>
             </w:pPr>
-            <w:proofErr w:type="gramStart"/>
-            <w:r>
-              <w:rPr>
-                <w:color w:val="1E1B4B"/>
-                <w:sz w:val="18"/>
-              </w:rPr>
-              <w:t>T:</w:t>
-            </w:r>
-            <w:proofErr w:type="gramEnd"/>
-            <w:r>
-              <w:rPr>
-                <w:color w:val="1E1B4B"/>
-                <w:sz w:val="18"/>
-              </w:rPr>
-              <w:t xml:space="preserve"> liste des quizz triés par date </w:t>
-            </w:r>
-            <w:proofErr w:type="spellStart"/>
-            <w:r>
-              <w:rPr>
-                <w:color w:val="1E1B4B"/>
-                <w:sz w:val="18"/>
-              </w:rPr>
-              <w:t>desc</w:t>
-            </w:r>
-            <w:proofErr w:type="spellEnd"/>
-            <w:r>
-              <w:rPr>
-                <w:color w:val="1E1B4B"/>
-                <w:sz w:val="18"/>
-              </w:rPr>
-              <w:t xml:space="preserve">, avec </w:t>
+            <w:r>
+              <w:rPr>
+                <w:color w:val="1E1B4B"/>
+                <w:sz w:val="18"/>
+              </w:rPr>
+              <w:t xml:space="preserve">T: liste des quizz triés par date desc, avec </w:t>
             </w:r>
             <w:r>
               <w:rPr>
@@ -16114,7 +15052,6 @@
               </w:rPr>
               <w:t xml:space="preserve"> </w:t>
             </w:r>
-            <w:proofErr w:type="spellStart"/>
             <w:r>
               <w:rPr>
                 <w:color w:val="1E1B4B"/>
@@ -16123,7 +15060,6 @@
               </w:rPr>
               <w:t>redirect</w:t>
             </w:r>
-            <w:proofErr w:type="spellEnd"/>
           </w:p>
           <w:p>
             <w:pPr>
@@ -16140,23 +15076,13 @@
               </w:rPr>
               <w:t>/reset-</w:t>
             </w:r>
-            <w:proofErr w:type="spellStart"/>
             <w:r>
               <w:rPr>
                 <w:color w:val="1E1B4B"/>
                 <w:spacing w:val="-2"/>
                 <w:sz w:val="18"/>
               </w:rPr>
-              <w:t>password</w:t>
-            </w:r>
-            <w:proofErr w:type="spellEnd"/>
-            <w:r>
-              <w:rPr>
-                <w:color w:val="1E1B4B"/>
-                <w:spacing w:val="-2"/>
-                <w:sz w:val="18"/>
-              </w:rPr>
-              <w:t>]</w:t>
+              <w:t>password]</w:t>
             </w:r>
           </w:p>
         </w:tc>
@@ -16259,7 +15185,6 @@
                 <w:sz w:val="18"/>
               </w:rPr>
             </w:pPr>
-            <w:proofErr w:type="spellStart"/>
             <w:r>
               <w:rPr>
                 <w:color w:val="1E1B4B"/>
@@ -16268,7 +15193,6 @@
               </w:rPr>
               <w:t>Backlog</w:t>
             </w:r>
-            <w:proofErr w:type="spellEnd"/>
           </w:p>
         </w:tc>
       </w:tr>
@@ -16342,23 +15266,7 @@
                 <w:color w:val="1E1B4B"/>
                 <w:sz w:val="18"/>
               </w:rPr>
-              <w:t>[1 critère type : page /</w:t>
-            </w:r>
-            <w:proofErr w:type="spellStart"/>
-            <w:r>
-              <w:rPr>
-                <w:color w:val="1E1B4B"/>
-                <w:sz w:val="18"/>
-              </w:rPr>
-              <w:t>library</w:t>
-            </w:r>
-            <w:proofErr w:type="spellEnd"/>
-            <w:r>
-              <w:rPr>
-                <w:color w:val="1E1B4B"/>
-                <w:sz w:val="18"/>
-              </w:rPr>
-              <w:t xml:space="preserve"> liste cours avec date, titre, nb quizz]</w:t>
+              <w:t>[1 critère type : page /library liste cours avec date, titre, nb quizz]</w:t>
             </w:r>
           </w:p>
         </w:tc>
@@ -16437,7 +15345,6 @@
                 <w:sz w:val="18"/>
               </w:rPr>
             </w:pPr>
-            <w:proofErr w:type="spellStart"/>
             <w:r>
               <w:rPr>
                 <w:color w:val="1E1B4B"/>
@@ -16446,7 +15353,6 @@
               </w:rPr>
               <w:t>Backlog</w:t>
             </w:r>
-            <w:proofErr w:type="spellEnd"/>
           </w:p>
         </w:tc>
       </w:tr>
@@ -16472,23 +15378,7 @@
                 <w:color w:val="1E1B4B"/>
                 <w:sz w:val="18"/>
               </w:rPr>
-              <w:t xml:space="preserve">[1 critère type : 3 niveaux (facile/moyen/dur) + </w:t>
-            </w:r>
-            <w:proofErr w:type="spellStart"/>
-            <w:r>
-              <w:rPr>
-                <w:color w:val="1E1B4B"/>
-                <w:sz w:val="18"/>
-              </w:rPr>
-              <w:t>slider</w:t>
-            </w:r>
-            <w:proofErr w:type="spellEnd"/>
-            <w:r>
-              <w:rPr>
-                <w:color w:val="1E1B4B"/>
-                <w:sz w:val="18"/>
-              </w:rPr>
-              <w:t xml:space="preserve"> 5-20 sur /quiz]</w:t>
+              <w:t>[1 critère type : 3 niveaux (facile/moyen/dur) + slider 5-20 sur /quiz]</w:t>
             </w:r>
           </w:p>
         </w:tc>
@@ -16567,7 +15457,6 @@
                 <w:sz w:val="18"/>
               </w:rPr>
             </w:pPr>
-            <w:proofErr w:type="spellStart"/>
             <w:r>
               <w:rPr>
                 <w:color w:val="1E1B4B"/>
@@ -16576,7 +15465,6 @@
               </w:rPr>
               <w:t>Backlog</w:t>
             </w:r>
-            <w:proofErr w:type="spellEnd"/>
           </w:p>
         </w:tc>
       </w:tr>
@@ -16603,140 +15491,102 @@
                 <w:sz w:val="18"/>
                 <w:lang w:val="en-US"/>
               </w:rPr>
-              <w:t xml:space="preserve">[1 </w:t>
-            </w:r>
-            <w:proofErr w:type="spellStart"/>
-            <w:r>
-              <w:rPr>
-                <w:color w:val="1E1B4B"/>
+              <w:t xml:space="preserve">[1 critère type : toggle ON/OFF + slider 10-30 s </w:t>
+            </w:r>
+            <w:r>
+              <w:rPr>
+                <w:color w:val="1E1B4B"/>
+                <w:spacing w:val="-2"/>
                 <w:sz w:val="18"/>
                 <w:lang w:val="en-US"/>
               </w:rPr>
-              <w:t>critère</w:t>
-            </w:r>
-            <w:proofErr w:type="spellEnd"/>
-            <w:r>
-              <w:rPr>
-                <w:color w:val="1E1B4B"/>
-                <w:sz w:val="18"/>
-                <w:lang w:val="en-US"/>
-              </w:rPr>
-              <w:t xml:space="preserve"> </w:t>
-            </w:r>
-            <w:proofErr w:type="gramStart"/>
-            <w:r>
-              <w:rPr>
-                <w:color w:val="1E1B4B"/>
-                <w:sz w:val="18"/>
-                <w:lang w:val="en-US"/>
-              </w:rPr>
-              <w:t>type :</w:t>
-            </w:r>
-            <w:proofErr w:type="gramEnd"/>
-            <w:r>
-              <w:rPr>
-                <w:color w:val="1E1B4B"/>
-                <w:sz w:val="18"/>
-                <w:lang w:val="en-US"/>
-              </w:rPr>
-              <w:t xml:space="preserve"> toggle ON/OFF + slider 10-30 s </w:t>
-            </w:r>
+              <w:t>configurable]</w:t>
+            </w:r>
+          </w:p>
+        </w:tc>
+        <w:tc>
+          <w:tcPr>
+            <w:tcW w:w="662" w:type="dxa"/>
+          </w:tcPr>
+          <w:p>
+            <w:pPr>
+              <w:pStyle w:val="TableParagraph"/>
+              <w:rPr>
+                <w:sz w:val="18"/>
+              </w:rPr>
+            </w:pPr>
+            <w:r>
+              <w:rPr>
+                <w:color w:val="1E1B4B"/>
+                <w:spacing w:val="-10"/>
+                <w:sz w:val="18"/>
+              </w:rPr>
+              <w:t>□</w:t>
+            </w:r>
+          </w:p>
+        </w:tc>
+        <w:tc>
+          <w:tcPr>
+            <w:tcW w:w="662" w:type="dxa"/>
+          </w:tcPr>
+          <w:p>
+            <w:pPr>
+              <w:pStyle w:val="TableParagraph"/>
+              <w:rPr>
+                <w:sz w:val="18"/>
+              </w:rPr>
+            </w:pPr>
+            <w:r>
+              <w:rPr>
+                <w:color w:val="1E1B4B"/>
+                <w:spacing w:val="-10"/>
+                <w:sz w:val="18"/>
+              </w:rPr>
+              <w:t>□</w:t>
+            </w:r>
+          </w:p>
+        </w:tc>
+        <w:tc>
+          <w:tcPr>
+            <w:tcW w:w="883" w:type="dxa"/>
+          </w:tcPr>
+          <w:p>
+            <w:pPr>
+              <w:pStyle w:val="TableParagraph"/>
+              <w:rPr>
+                <w:sz w:val="18"/>
+              </w:rPr>
+            </w:pPr>
+            <w:r>
+              <w:rPr>
+                <w:color w:val="1E1B4B"/>
+                <w:spacing w:val="-5"/>
+                <w:sz w:val="18"/>
+              </w:rPr>
+              <w:t>S7</w:t>
+            </w:r>
+          </w:p>
+        </w:tc>
+        <w:tc>
+          <w:tcPr>
+            <w:tcW w:w="1104" w:type="dxa"/>
+          </w:tcPr>
+          <w:p>
+            <w:pPr>
+              <w:pStyle w:val="TableParagraph"/>
+              <w:ind w:left="34"/>
+              <w:rPr>
+                <w:sz w:val="18"/>
+              </w:rPr>
+            </w:pPr>
             <w:r>
               <w:rPr>
                 <w:color w:val="1E1B4B"/>
                 <w:spacing w:val="-2"/>
                 <w:sz w:val="18"/>
-                <w:lang w:val="en-US"/>
-              </w:rPr>
-              <w:t>configurable]</w:t>
-            </w:r>
-          </w:p>
-        </w:tc>
-        <w:tc>
-          <w:tcPr>
-            <w:tcW w:w="662" w:type="dxa"/>
-          </w:tcPr>
-          <w:p>
-            <w:pPr>
-              <w:pStyle w:val="TableParagraph"/>
-              <w:rPr>
-                <w:sz w:val="18"/>
-              </w:rPr>
-            </w:pPr>
-            <w:r>
-              <w:rPr>
-                <w:color w:val="1E1B4B"/>
-                <w:spacing w:val="-10"/>
-                <w:sz w:val="18"/>
-              </w:rPr>
-              <w:t>□</w:t>
-            </w:r>
-          </w:p>
-        </w:tc>
-        <w:tc>
-          <w:tcPr>
-            <w:tcW w:w="662" w:type="dxa"/>
-          </w:tcPr>
-          <w:p>
-            <w:pPr>
-              <w:pStyle w:val="TableParagraph"/>
-              <w:rPr>
-                <w:sz w:val="18"/>
-              </w:rPr>
-            </w:pPr>
-            <w:r>
-              <w:rPr>
-                <w:color w:val="1E1B4B"/>
-                <w:spacing w:val="-10"/>
-                <w:sz w:val="18"/>
-              </w:rPr>
-              <w:t>□</w:t>
-            </w:r>
-          </w:p>
-        </w:tc>
-        <w:tc>
-          <w:tcPr>
-            <w:tcW w:w="883" w:type="dxa"/>
-          </w:tcPr>
-          <w:p>
-            <w:pPr>
-              <w:pStyle w:val="TableParagraph"/>
-              <w:rPr>
-                <w:sz w:val="18"/>
-              </w:rPr>
-            </w:pPr>
-            <w:r>
-              <w:rPr>
-                <w:color w:val="1E1B4B"/>
-                <w:spacing w:val="-5"/>
-                <w:sz w:val="18"/>
-              </w:rPr>
-              <w:t>S7</w:t>
-            </w:r>
-          </w:p>
-        </w:tc>
-        <w:tc>
-          <w:tcPr>
-            <w:tcW w:w="1104" w:type="dxa"/>
-          </w:tcPr>
-          <w:p>
-            <w:pPr>
-              <w:pStyle w:val="TableParagraph"/>
-              <w:ind w:left="34"/>
-              <w:rPr>
-                <w:sz w:val="18"/>
-              </w:rPr>
-            </w:pPr>
-            <w:proofErr w:type="spellStart"/>
-            <w:r>
-              <w:rPr>
-                <w:color w:val="1E1B4B"/>
-                <w:spacing w:val="-2"/>
-                <w:sz w:val="18"/>
               </w:rPr>
               <w:t>Backlog</w:t>
             </w:r>
-            <w:proofErr w:type="spellEnd"/>
           </w:p>
         </w:tc>
       </w:tr>
@@ -16762,23 +15612,7 @@
                 <w:color w:val="1E1B4B"/>
                 <w:sz w:val="18"/>
               </w:rPr>
-              <w:t>[1 critère type : page /</w:t>
-            </w:r>
-            <w:proofErr w:type="spellStart"/>
-            <w:r>
-              <w:rPr>
-                <w:color w:val="1E1B4B"/>
-                <w:sz w:val="18"/>
-              </w:rPr>
-              <w:t>dashboard</w:t>
-            </w:r>
-            <w:proofErr w:type="spellEnd"/>
-            <w:r>
-              <w:rPr>
-                <w:color w:val="1E1B4B"/>
-                <w:sz w:val="18"/>
-              </w:rPr>
-              <w:t xml:space="preserve"> avec graphique en barres score / chap.]</w:t>
+              <w:t>[1 critère type : page /dashboard avec graphique en barres score / chap.]</w:t>
             </w:r>
           </w:p>
         </w:tc>
@@ -16857,7 +15691,6 @@
                 <w:sz w:val="18"/>
               </w:rPr>
             </w:pPr>
-            <w:proofErr w:type="spellStart"/>
             <w:r>
               <w:rPr>
                 <w:color w:val="1E1B4B"/>
@@ -16866,7 +15699,6 @@
               </w:rPr>
               <w:t>Backlog</w:t>
             </w:r>
-            <w:proofErr w:type="spellEnd"/>
           </w:p>
         </w:tc>
       </w:tr>
@@ -16942,21 +15774,12 @@
                 <w:sz w:val="18"/>
               </w:rPr>
             </w:pPr>
-            <w:proofErr w:type="gramStart"/>
-            <w:r>
-              <w:rPr>
-                <w:color w:val="1E1B4B"/>
-                <w:sz w:val="18"/>
-              </w:rPr>
-              <w:t>seules</w:t>
-            </w:r>
-            <w:proofErr w:type="gramEnd"/>
-            <w:r>
-              <w:rPr>
-                <w:color w:val="1E1B4B"/>
-                <w:sz w:val="18"/>
-              </w:rPr>
-              <w:t xml:space="preserve"> ses données personnelles sont exportées ; </w:t>
+            <w:r>
+              <w:rPr>
+                <w:color w:val="1E1B4B"/>
+                <w:sz w:val="18"/>
+              </w:rPr>
+              <w:t xml:space="preserve">seules ses données personnelles sont exportées ; </w:t>
             </w:r>
           </w:p>
           <w:p>
@@ -16969,21 +15792,12 @@
                 <w:sz w:val="18"/>
               </w:rPr>
             </w:pPr>
-            <w:proofErr w:type="gramStart"/>
-            <w:r>
-              <w:rPr>
-                <w:color w:val="1E1B4B"/>
-                <w:sz w:val="18"/>
-              </w:rPr>
-              <w:t>l'export</w:t>
-            </w:r>
-            <w:proofErr w:type="gramEnd"/>
-            <w:r>
-              <w:rPr>
-                <w:color w:val="1E1B4B"/>
-                <w:sz w:val="18"/>
-              </w:rPr>
-              <w:t xml:space="preserve"> est disponible en JSON et CSV ; </w:t>
+            <w:r>
+              <w:rPr>
+                <w:color w:val="1E1B4B"/>
+                <w:sz w:val="18"/>
+              </w:rPr>
+              <w:t xml:space="preserve">l'export est disponible en JSON et CSV ; </w:t>
             </w:r>
           </w:p>
           <w:p>
@@ -16996,21 +15810,12 @@
                 <w:sz w:val="18"/>
               </w:rPr>
             </w:pPr>
-            <w:proofErr w:type="gramStart"/>
-            <w:r>
-              <w:rPr>
-                <w:color w:val="1E1B4B"/>
-                <w:sz w:val="18"/>
-              </w:rPr>
-              <w:t>le</w:t>
-            </w:r>
-            <w:proofErr w:type="gramEnd"/>
-            <w:r>
-              <w:rPr>
-                <w:color w:val="1E1B4B"/>
-                <w:sz w:val="18"/>
-              </w:rPr>
-              <w:t xml:space="preserve"> téléchargement démarre automatiquement ; </w:t>
+            <w:r>
+              <w:rPr>
+                <w:color w:val="1E1B4B"/>
+                <w:sz w:val="18"/>
+              </w:rPr>
+              <w:t xml:space="preserve">le téléchargement démarre automatiquement ; </w:t>
             </w:r>
           </w:p>
           <w:p>
@@ -17023,23 +15828,12 @@
                 <w:sz w:val="18"/>
               </w:rPr>
             </w:pPr>
-            <w:proofErr w:type="spellStart"/>
-            <w:proofErr w:type="gramStart"/>
-            <w:r>
-              <w:rPr>
-                <w:color w:val="1E1B4B"/>
-                <w:sz w:val="18"/>
-              </w:rPr>
-              <w:t>l'endpoint</w:t>
-            </w:r>
-            <w:proofErr w:type="spellEnd"/>
-            <w:proofErr w:type="gramEnd"/>
-            <w:r>
-              <w:rPr>
-                <w:color w:val="1E1B4B"/>
-                <w:sz w:val="18"/>
-              </w:rPr>
-              <w:t xml:space="preserve"> répond avec le code HTTP 200.</w:t>
+            <w:r>
+              <w:rPr>
+                <w:color w:val="1E1B4B"/>
+                <w:sz w:val="18"/>
+              </w:rPr>
+              <w:t>l'endpoint répond avec le code HTTP 200.</w:t>
             </w:r>
           </w:p>
           <w:p>
@@ -17128,7 +15922,6 @@
                 <w:sz w:val="18"/>
               </w:rPr>
             </w:pPr>
-            <w:proofErr w:type="spellStart"/>
             <w:r>
               <w:rPr>
                 <w:color w:val="1E1B4B"/>
@@ -17137,7 +15930,6 @@
               </w:rPr>
               <w:t>Backlog</w:t>
             </w:r>
-            <w:proofErr w:type="spellEnd"/>
           </w:p>
         </w:tc>
       </w:tr>
@@ -17164,161 +15956,102 @@
                 <w:sz w:val="18"/>
                 <w:lang w:val="en-US"/>
               </w:rPr>
-              <w:t xml:space="preserve">[1 </w:t>
-            </w:r>
-            <w:proofErr w:type="spellStart"/>
-            <w:r>
-              <w:rPr>
-                <w:color w:val="1E1B4B"/>
+              <w:t xml:space="preserve">[1 critère type : boutons OAuth + provider Django </w:t>
+            </w:r>
+            <w:r>
+              <w:rPr>
+                <w:color w:val="1E1B4B"/>
+                <w:spacing w:val="-2"/>
                 <w:sz w:val="18"/>
                 <w:lang w:val="en-US"/>
               </w:rPr>
-              <w:t>critère</w:t>
-            </w:r>
-            <w:proofErr w:type="spellEnd"/>
-            <w:r>
-              <w:rPr>
-                <w:color w:val="1E1B4B"/>
-                <w:sz w:val="18"/>
-                <w:lang w:val="en-US"/>
-              </w:rPr>
-              <w:t xml:space="preserve"> </w:t>
-            </w:r>
-            <w:proofErr w:type="gramStart"/>
-            <w:r>
-              <w:rPr>
-                <w:color w:val="1E1B4B"/>
-                <w:sz w:val="18"/>
-                <w:lang w:val="en-US"/>
-              </w:rPr>
-              <w:t>type :</w:t>
-            </w:r>
-            <w:proofErr w:type="gramEnd"/>
-            <w:r>
-              <w:rPr>
-                <w:color w:val="1E1B4B"/>
-                <w:sz w:val="18"/>
-                <w:lang w:val="en-US"/>
-              </w:rPr>
-              <w:t xml:space="preserve"> boutons OAuth + provider Django </w:t>
-            </w:r>
-            <w:proofErr w:type="spellStart"/>
+              <w:t>allauth]</w:t>
+            </w:r>
+          </w:p>
+        </w:tc>
+        <w:tc>
+          <w:tcPr>
+            <w:tcW w:w="662" w:type="dxa"/>
+          </w:tcPr>
+          <w:p>
+            <w:pPr>
+              <w:pStyle w:val="TableParagraph"/>
+              <w:rPr>
+                <w:sz w:val="18"/>
+              </w:rPr>
+            </w:pPr>
+            <w:r>
+              <w:rPr>
+                <w:color w:val="1E1B4B"/>
+                <w:spacing w:val="-10"/>
+                <w:sz w:val="18"/>
+              </w:rPr>
+              <w:t>□</w:t>
+            </w:r>
+          </w:p>
+        </w:tc>
+        <w:tc>
+          <w:tcPr>
+            <w:tcW w:w="662" w:type="dxa"/>
+          </w:tcPr>
+          <w:p>
+            <w:pPr>
+              <w:pStyle w:val="TableParagraph"/>
+              <w:rPr>
+                <w:sz w:val="18"/>
+              </w:rPr>
+            </w:pPr>
+            <w:r>
+              <w:rPr>
+                <w:color w:val="1E1B4B"/>
+                <w:spacing w:val="-10"/>
+                <w:sz w:val="18"/>
+              </w:rPr>
+              <w:t>□</w:t>
+            </w:r>
+          </w:p>
+        </w:tc>
+        <w:tc>
+          <w:tcPr>
+            <w:tcW w:w="883" w:type="dxa"/>
+          </w:tcPr>
+          <w:p>
+            <w:pPr>
+              <w:pStyle w:val="TableParagraph"/>
+              <w:rPr>
+                <w:sz w:val="18"/>
+              </w:rPr>
+            </w:pPr>
+            <w:r>
+              <w:rPr>
+                <w:color w:val="1E1B4B"/>
+                <w:spacing w:val="-4"/>
+                <w:sz w:val="18"/>
+              </w:rPr>
+              <w:t>n.c.</w:t>
+            </w:r>
+          </w:p>
+        </w:tc>
+        <w:tc>
+          <w:tcPr>
+            <w:tcW w:w="1104" w:type="dxa"/>
+          </w:tcPr>
+          <w:p>
+            <w:pPr>
+              <w:pStyle w:val="TableParagraph"/>
+              <w:ind w:left="34"/>
+              <w:rPr>
+                <w:sz w:val="18"/>
+              </w:rPr>
+            </w:pPr>
             <w:r>
               <w:rPr>
                 <w:color w:val="1E1B4B"/>
                 <w:spacing w:val="-2"/>
                 <w:sz w:val="18"/>
-                <w:lang w:val="en-US"/>
-              </w:rPr>
-              <w:t>allauth</w:t>
-            </w:r>
-            <w:proofErr w:type="spellEnd"/>
-            <w:r>
-              <w:rPr>
-                <w:color w:val="1E1B4B"/>
-                <w:spacing w:val="-2"/>
-                <w:sz w:val="18"/>
-                <w:lang w:val="en-US"/>
-              </w:rPr>
-              <w:t>]</w:t>
-            </w:r>
-          </w:p>
-        </w:tc>
-        <w:tc>
-          <w:tcPr>
-            <w:tcW w:w="662" w:type="dxa"/>
-          </w:tcPr>
-          <w:p>
-            <w:pPr>
-              <w:pStyle w:val="TableParagraph"/>
-              <w:rPr>
-                <w:sz w:val="18"/>
-              </w:rPr>
-            </w:pPr>
-            <w:r>
-              <w:rPr>
-                <w:color w:val="1E1B4B"/>
-                <w:spacing w:val="-10"/>
-                <w:sz w:val="18"/>
-              </w:rPr>
-              <w:t>□</w:t>
-            </w:r>
-          </w:p>
-        </w:tc>
-        <w:tc>
-          <w:tcPr>
-            <w:tcW w:w="662" w:type="dxa"/>
-          </w:tcPr>
-          <w:p>
-            <w:pPr>
-              <w:pStyle w:val="TableParagraph"/>
-              <w:rPr>
-                <w:sz w:val="18"/>
-              </w:rPr>
-            </w:pPr>
-            <w:r>
-              <w:rPr>
-                <w:color w:val="1E1B4B"/>
-                <w:spacing w:val="-10"/>
-                <w:sz w:val="18"/>
-              </w:rPr>
-              <w:t>□</w:t>
-            </w:r>
-          </w:p>
-        </w:tc>
-        <w:tc>
-          <w:tcPr>
-            <w:tcW w:w="883" w:type="dxa"/>
-          </w:tcPr>
-          <w:p>
-            <w:pPr>
-              <w:pStyle w:val="TableParagraph"/>
-              <w:rPr>
-                <w:sz w:val="18"/>
-              </w:rPr>
-            </w:pPr>
-            <w:proofErr w:type="spellStart"/>
-            <w:r>
-              <w:rPr>
-                <w:color w:val="1E1B4B"/>
-                <w:spacing w:val="-4"/>
-                <w:sz w:val="18"/>
-              </w:rPr>
-              <w:t>n.c</w:t>
-            </w:r>
-            <w:proofErr w:type="spellEnd"/>
-            <w:r>
-              <w:rPr>
-                <w:color w:val="1E1B4B"/>
-                <w:spacing w:val="-4"/>
-                <w:sz w:val="18"/>
-              </w:rPr>
-              <w:t>.</w:t>
-            </w:r>
-          </w:p>
-        </w:tc>
-        <w:tc>
-          <w:tcPr>
-            <w:tcW w:w="1104" w:type="dxa"/>
-          </w:tcPr>
-          <w:p>
-            <w:pPr>
-              <w:pStyle w:val="TableParagraph"/>
-              <w:ind w:left="34"/>
-              <w:rPr>
-                <w:sz w:val="18"/>
-              </w:rPr>
-            </w:pPr>
-            <w:proofErr w:type="spellStart"/>
-            <w:r>
-              <w:rPr>
-                <w:color w:val="1E1B4B"/>
-                <w:spacing w:val="-2"/>
-                <w:sz w:val="18"/>
               </w:rPr>
               <w:t>Backlog</w:t>
             </w:r>
-            <w:proofErr w:type="spellEnd"/>
           </w:p>
         </w:tc>
       </w:tr>
@@ -17343,23 +16076,7 @@
                 <w:color w:val="1E1B4B"/>
                 <w:sz w:val="18"/>
               </w:rPr>
-              <w:t xml:space="preserve">[1 critère type : champ URL + </w:t>
-            </w:r>
-            <w:proofErr w:type="spellStart"/>
-            <w:r>
-              <w:rPr>
-                <w:color w:val="1E1B4B"/>
-                <w:sz w:val="18"/>
-              </w:rPr>
-              <w:t>scraping</w:t>
-            </w:r>
-            <w:proofErr w:type="spellEnd"/>
-            <w:r>
-              <w:rPr>
-                <w:color w:val="1E1B4B"/>
-                <w:sz w:val="18"/>
-              </w:rPr>
-              <w:t xml:space="preserve"> article + filtrage textes parasites]</w:t>
+              <w:t>[1 critère type : champ URL + scraping article + filtrage textes parasites]</w:t>
             </w:r>
           </w:p>
         </w:tc>
@@ -17416,23 +16133,13 @@
                 <w:sz w:val="18"/>
               </w:rPr>
             </w:pPr>
-            <w:proofErr w:type="spellStart"/>
             <w:r>
               <w:rPr>
                 <w:color w:val="1E1B4B"/>
                 <w:spacing w:val="-4"/>
                 <w:sz w:val="18"/>
               </w:rPr>
-              <w:t>n.c</w:t>
-            </w:r>
-            <w:proofErr w:type="spellEnd"/>
-            <w:r>
-              <w:rPr>
-                <w:color w:val="1E1B4B"/>
-                <w:spacing w:val="-4"/>
-                <w:sz w:val="18"/>
-              </w:rPr>
-              <w:t>.</w:t>
+              <w:t>n.c.</w:t>
             </w:r>
           </w:p>
         </w:tc>
@@ -17448,7 +16155,6 @@
                 <w:sz w:val="18"/>
               </w:rPr>
             </w:pPr>
-            <w:proofErr w:type="spellStart"/>
             <w:r>
               <w:rPr>
                 <w:color w:val="1E1B4B"/>
@@ -17457,7 +16163,6 @@
               </w:rPr>
               <w:t>Backlog</w:t>
             </w:r>
-            <w:proofErr w:type="spellEnd"/>
           </w:p>
         </w:tc>
       </w:tr>
@@ -17539,23 +16244,13 @@
                 <w:sz w:val="18"/>
               </w:rPr>
             </w:pPr>
-            <w:proofErr w:type="spellStart"/>
             <w:r>
               <w:rPr>
                 <w:color w:val="1E1B4B"/>
                 <w:spacing w:val="-4"/>
                 <w:sz w:val="18"/>
               </w:rPr>
-              <w:t>n.c</w:t>
-            </w:r>
-            <w:proofErr w:type="spellEnd"/>
-            <w:r>
-              <w:rPr>
-                <w:color w:val="1E1B4B"/>
-                <w:spacing w:val="-4"/>
-                <w:sz w:val="18"/>
-              </w:rPr>
-              <w:t>.</w:t>
+              <w:t>n.c.</w:t>
             </w:r>
           </w:p>
         </w:tc>
@@ -17571,7 +16266,6 @@
                 <w:sz w:val="18"/>
               </w:rPr>
             </w:pPr>
-            <w:proofErr w:type="spellStart"/>
             <w:r>
               <w:rPr>
                 <w:color w:val="1E1B4B"/>
@@ -17580,7 +16274,6 @@
               </w:rPr>
               <w:t>Backlog</w:t>
             </w:r>
-            <w:proofErr w:type="spellEnd"/>
           </w:p>
         </w:tc>
       </w:tr>
@@ -17663,23 +16356,13 @@
                 <w:sz w:val="18"/>
               </w:rPr>
             </w:pPr>
-            <w:proofErr w:type="spellStart"/>
             <w:r>
               <w:rPr>
                 <w:color w:val="1E1B4B"/>
                 <w:spacing w:val="-4"/>
                 <w:sz w:val="18"/>
               </w:rPr>
-              <w:t>n.c</w:t>
-            </w:r>
-            <w:proofErr w:type="spellEnd"/>
-            <w:r>
-              <w:rPr>
-                <w:color w:val="1E1B4B"/>
-                <w:spacing w:val="-4"/>
-                <w:sz w:val="18"/>
-              </w:rPr>
-              <w:t>.</w:t>
+              <w:t>n.c.</w:t>
             </w:r>
           </w:p>
         </w:tc>
@@ -17695,7 +16378,6 @@
                 <w:sz w:val="18"/>
               </w:rPr>
             </w:pPr>
-            <w:proofErr w:type="spellStart"/>
             <w:r>
               <w:rPr>
                 <w:color w:val="1E1B4B"/>
@@ -17704,7 +16386,6 @@
               </w:rPr>
               <w:t>Backlog</w:t>
             </w:r>
-            <w:proofErr w:type="spellEnd"/>
           </w:p>
         </w:tc>
       </w:tr>
@@ -17779,23 +16460,7 @@
                 <w:color w:val="1E1B4B"/>
                 <w:sz w:val="18"/>
               </w:rPr>
-              <w:t xml:space="preserve">[1 critère type : bouton avec confirmation 2-étapes + </w:t>
-            </w:r>
-            <w:proofErr w:type="spellStart"/>
-            <w:r>
-              <w:rPr>
-                <w:color w:val="1E1B4B"/>
-                <w:sz w:val="18"/>
-              </w:rPr>
-              <w:t>cron</w:t>
-            </w:r>
-            <w:proofErr w:type="spellEnd"/>
-            <w:r>
-              <w:rPr>
-                <w:color w:val="1E1B4B"/>
-                <w:sz w:val="18"/>
-              </w:rPr>
-              <w:t xml:space="preserve"> purge 30 j]</w:t>
+              <w:t>[1 critère type : bouton avec confirmation 2-étapes + cron purge 30 j]</w:t>
             </w:r>
           </w:p>
         </w:tc>
@@ -17852,23 +16517,13 @@
                 <w:sz w:val="18"/>
               </w:rPr>
             </w:pPr>
-            <w:proofErr w:type="spellStart"/>
             <w:r>
               <w:rPr>
                 <w:color w:val="1E1B4B"/>
                 <w:spacing w:val="-4"/>
                 <w:sz w:val="18"/>
               </w:rPr>
-              <w:t>n.c</w:t>
-            </w:r>
-            <w:proofErr w:type="spellEnd"/>
-            <w:r>
-              <w:rPr>
-                <w:color w:val="1E1B4B"/>
-                <w:spacing w:val="-4"/>
-                <w:sz w:val="18"/>
-              </w:rPr>
-              <w:t>.</w:t>
+              <w:t>n.c.</w:t>
             </w:r>
           </w:p>
         </w:tc>
@@ -17884,7 +16539,6 @@
                 <w:sz w:val="18"/>
               </w:rPr>
             </w:pPr>
-            <w:proofErr w:type="spellStart"/>
             <w:r>
               <w:rPr>
                 <w:color w:val="1E1B4B"/>
@@ -17893,7 +16547,6 @@
               </w:rPr>
               <w:t>Backlog</w:t>
             </w:r>
-            <w:proofErr w:type="spellEnd"/>
           </w:p>
         </w:tc>
       </w:tr>
@@ -18015,85 +16668,55 @@
                 <w:sz w:val="18"/>
               </w:rPr>
             </w:pPr>
-            <w:proofErr w:type="spellStart"/>
             <w:r>
               <w:rPr>
                 <w:color w:val="1E1B4B"/>
                 <w:spacing w:val="-4"/>
                 <w:sz w:val="18"/>
               </w:rPr>
-              <w:t>n.c</w:t>
-            </w:r>
-            <w:proofErr w:type="spellEnd"/>
+              <w:t>n.c.</w:t>
+            </w:r>
+          </w:p>
+        </w:tc>
+        <w:tc>
+          <w:tcPr>
+            <w:tcW w:w="662" w:type="dxa"/>
+          </w:tcPr>
+          <w:p>
+            <w:pPr>
+              <w:pStyle w:val="TableParagraph"/>
+              <w:rPr>
+                <w:sz w:val="18"/>
+              </w:rPr>
+            </w:pPr>
             <w:r>
               <w:rPr>
                 <w:color w:val="1E1B4B"/>
                 <w:spacing w:val="-4"/>
                 <w:sz w:val="18"/>
               </w:rPr>
-              <w:t>.</w:t>
-            </w:r>
-          </w:p>
-        </w:tc>
-        <w:tc>
-          <w:tcPr>
-            <w:tcW w:w="662" w:type="dxa"/>
-          </w:tcPr>
-          <w:p>
-            <w:pPr>
-              <w:pStyle w:val="TableParagraph"/>
-              <w:rPr>
-                <w:sz w:val="18"/>
-              </w:rPr>
-            </w:pPr>
-            <w:proofErr w:type="spellStart"/>
+              <w:t>n.c.</w:t>
+            </w:r>
+          </w:p>
+        </w:tc>
+        <w:tc>
+          <w:tcPr>
+            <w:tcW w:w="883" w:type="dxa"/>
+          </w:tcPr>
+          <w:p>
+            <w:pPr>
+              <w:pStyle w:val="TableParagraph"/>
+              <w:rPr>
+                <w:sz w:val="18"/>
+              </w:rPr>
+            </w:pPr>
             <w:r>
               <w:rPr>
                 <w:color w:val="1E1B4B"/>
                 <w:spacing w:val="-4"/>
                 <w:sz w:val="18"/>
               </w:rPr>
-              <w:t>n.c</w:t>
-            </w:r>
-            <w:proofErr w:type="spellEnd"/>
-            <w:r>
-              <w:rPr>
-                <w:color w:val="1E1B4B"/>
-                <w:spacing w:val="-4"/>
-                <w:sz w:val="18"/>
-              </w:rPr>
-              <w:t>.</w:t>
-            </w:r>
-          </w:p>
-        </w:tc>
-        <w:tc>
-          <w:tcPr>
-            <w:tcW w:w="883" w:type="dxa"/>
-          </w:tcPr>
-          <w:p>
-            <w:pPr>
-              <w:pStyle w:val="TableParagraph"/>
-              <w:rPr>
-                <w:sz w:val="18"/>
-              </w:rPr>
-            </w:pPr>
-            <w:proofErr w:type="spellStart"/>
-            <w:r>
-              <w:rPr>
-                <w:color w:val="1E1B4B"/>
-                <w:spacing w:val="-4"/>
-                <w:sz w:val="18"/>
-              </w:rPr>
-              <w:t>n.c</w:t>
-            </w:r>
-            <w:proofErr w:type="spellEnd"/>
-            <w:r>
-              <w:rPr>
-                <w:color w:val="1E1B4B"/>
-                <w:spacing w:val="-4"/>
-                <w:sz w:val="18"/>
-              </w:rPr>
-              <w:t>.</w:t>
+              <w:t>n.c.</w:t>
             </w:r>
           </w:p>
         </w:tc>
@@ -18109,7 +16732,6 @@
                 <w:sz w:val="18"/>
               </w:rPr>
             </w:pPr>
-            <w:proofErr w:type="spellStart"/>
             <w:r>
               <w:rPr>
                 <w:color w:val="1E1B4B"/>
@@ -18118,7 +16740,6 @@
               </w:rPr>
               <w:t>Won't</w:t>
             </w:r>
-            <w:proofErr w:type="spellEnd"/>
           </w:p>
         </w:tc>
       </w:tr>
@@ -18143,23 +16764,7 @@
                 <w:color w:val="1E1B4B"/>
                 <w:sz w:val="18"/>
               </w:rPr>
-              <w:t xml:space="preserve">Hors cible primaire (concurrent direct </w:t>
-            </w:r>
-            <w:proofErr w:type="spellStart"/>
-            <w:r>
-              <w:rPr>
-                <w:color w:val="1E1B4B"/>
-                <w:sz w:val="18"/>
-              </w:rPr>
-              <w:t>Khanmigo</w:t>
-            </w:r>
-            <w:proofErr w:type="spellEnd"/>
-            <w:r>
-              <w:rPr>
-                <w:color w:val="1E1B4B"/>
-                <w:sz w:val="18"/>
-              </w:rPr>
-              <w:t>). Ne pas y aller.</w:t>
+              <w:t>Hors cible primaire (concurrent direct Khanmigo). Ne pas y aller.</w:t>
             </w:r>
           </w:p>
         </w:tc>
@@ -18174,85 +16779,55 @@
                 <w:sz w:val="18"/>
               </w:rPr>
             </w:pPr>
-            <w:proofErr w:type="spellStart"/>
             <w:r>
               <w:rPr>
                 <w:color w:val="1E1B4B"/>
                 <w:spacing w:val="-4"/>
                 <w:sz w:val="18"/>
               </w:rPr>
-              <w:t>n.c</w:t>
-            </w:r>
-            <w:proofErr w:type="spellEnd"/>
+              <w:t>n.c.</w:t>
+            </w:r>
+          </w:p>
+        </w:tc>
+        <w:tc>
+          <w:tcPr>
+            <w:tcW w:w="662" w:type="dxa"/>
+          </w:tcPr>
+          <w:p>
+            <w:pPr>
+              <w:pStyle w:val="TableParagraph"/>
+              <w:rPr>
+                <w:sz w:val="18"/>
+              </w:rPr>
+            </w:pPr>
             <w:r>
               <w:rPr>
                 <w:color w:val="1E1B4B"/>
                 <w:spacing w:val="-4"/>
                 <w:sz w:val="18"/>
               </w:rPr>
-              <w:t>.</w:t>
-            </w:r>
-          </w:p>
-        </w:tc>
-        <w:tc>
-          <w:tcPr>
-            <w:tcW w:w="662" w:type="dxa"/>
-          </w:tcPr>
-          <w:p>
-            <w:pPr>
-              <w:pStyle w:val="TableParagraph"/>
-              <w:rPr>
-                <w:sz w:val="18"/>
-              </w:rPr>
-            </w:pPr>
-            <w:proofErr w:type="spellStart"/>
+              <w:t>n.c.</w:t>
+            </w:r>
+          </w:p>
+        </w:tc>
+        <w:tc>
+          <w:tcPr>
+            <w:tcW w:w="883" w:type="dxa"/>
+          </w:tcPr>
+          <w:p>
+            <w:pPr>
+              <w:pStyle w:val="TableParagraph"/>
+              <w:rPr>
+                <w:sz w:val="18"/>
+              </w:rPr>
+            </w:pPr>
             <w:r>
               <w:rPr>
                 <w:color w:val="1E1B4B"/>
                 <w:spacing w:val="-4"/>
                 <w:sz w:val="18"/>
               </w:rPr>
-              <w:t>n.c</w:t>
-            </w:r>
-            <w:proofErr w:type="spellEnd"/>
-            <w:r>
-              <w:rPr>
-                <w:color w:val="1E1B4B"/>
-                <w:spacing w:val="-4"/>
-                <w:sz w:val="18"/>
-              </w:rPr>
-              <w:t>.</w:t>
-            </w:r>
-          </w:p>
-        </w:tc>
-        <w:tc>
-          <w:tcPr>
-            <w:tcW w:w="883" w:type="dxa"/>
-          </w:tcPr>
-          <w:p>
-            <w:pPr>
-              <w:pStyle w:val="TableParagraph"/>
-              <w:rPr>
-                <w:sz w:val="18"/>
-              </w:rPr>
-            </w:pPr>
-            <w:proofErr w:type="spellStart"/>
-            <w:r>
-              <w:rPr>
-                <w:color w:val="1E1B4B"/>
-                <w:spacing w:val="-4"/>
-                <w:sz w:val="18"/>
-              </w:rPr>
-              <w:t>n.c</w:t>
-            </w:r>
-            <w:proofErr w:type="spellEnd"/>
-            <w:r>
-              <w:rPr>
-                <w:color w:val="1E1B4B"/>
-                <w:spacing w:val="-4"/>
-                <w:sz w:val="18"/>
-              </w:rPr>
-              <w:t>.</w:t>
+              <w:t>n.c.</w:t>
             </w:r>
           </w:p>
         </w:tc>
@@ -18268,7 +16843,6 @@
                 <w:sz w:val="18"/>
               </w:rPr>
             </w:pPr>
-            <w:proofErr w:type="spellStart"/>
             <w:r>
               <w:rPr>
                 <w:color w:val="1E1B4B"/>
@@ -18277,7 +16851,6 @@
               </w:rPr>
               <w:t>Won't</w:t>
             </w:r>
-            <w:proofErr w:type="spellEnd"/>
           </w:p>
         </w:tc>
       </w:tr>
@@ -18318,85 +16891,55 @@
                 <w:sz w:val="18"/>
               </w:rPr>
             </w:pPr>
-            <w:proofErr w:type="spellStart"/>
             <w:r>
               <w:rPr>
                 <w:color w:val="1E1B4B"/>
                 <w:spacing w:val="-4"/>
                 <w:sz w:val="18"/>
               </w:rPr>
-              <w:t>n.c</w:t>
-            </w:r>
-            <w:proofErr w:type="spellEnd"/>
+              <w:t>n.c.</w:t>
+            </w:r>
+          </w:p>
+        </w:tc>
+        <w:tc>
+          <w:tcPr>
+            <w:tcW w:w="662" w:type="dxa"/>
+          </w:tcPr>
+          <w:p>
+            <w:pPr>
+              <w:pStyle w:val="TableParagraph"/>
+              <w:rPr>
+                <w:sz w:val="18"/>
+              </w:rPr>
+            </w:pPr>
             <w:r>
               <w:rPr>
                 <w:color w:val="1E1B4B"/>
                 <w:spacing w:val="-4"/>
                 <w:sz w:val="18"/>
               </w:rPr>
-              <w:t>.</w:t>
-            </w:r>
-          </w:p>
-        </w:tc>
-        <w:tc>
-          <w:tcPr>
-            <w:tcW w:w="662" w:type="dxa"/>
-          </w:tcPr>
-          <w:p>
-            <w:pPr>
-              <w:pStyle w:val="TableParagraph"/>
-              <w:rPr>
-                <w:sz w:val="18"/>
-              </w:rPr>
-            </w:pPr>
-            <w:proofErr w:type="spellStart"/>
+              <w:t>n.c.</w:t>
+            </w:r>
+          </w:p>
+        </w:tc>
+        <w:tc>
+          <w:tcPr>
+            <w:tcW w:w="883" w:type="dxa"/>
+          </w:tcPr>
+          <w:p>
+            <w:pPr>
+              <w:pStyle w:val="TableParagraph"/>
+              <w:rPr>
+                <w:sz w:val="18"/>
+              </w:rPr>
+            </w:pPr>
             <w:r>
               <w:rPr>
                 <w:color w:val="1E1B4B"/>
                 <w:spacing w:val="-4"/>
                 <w:sz w:val="18"/>
               </w:rPr>
-              <w:t>n.c</w:t>
-            </w:r>
-            <w:proofErr w:type="spellEnd"/>
-            <w:r>
-              <w:rPr>
-                <w:color w:val="1E1B4B"/>
-                <w:spacing w:val="-4"/>
-                <w:sz w:val="18"/>
-              </w:rPr>
-              <w:t>.</w:t>
-            </w:r>
-          </w:p>
-        </w:tc>
-        <w:tc>
-          <w:tcPr>
-            <w:tcW w:w="883" w:type="dxa"/>
-          </w:tcPr>
-          <w:p>
-            <w:pPr>
-              <w:pStyle w:val="TableParagraph"/>
-              <w:rPr>
-                <w:sz w:val="18"/>
-              </w:rPr>
-            </w:pPr>
-            <w:proofErr w:type="spellStart"/>
-            <w:r>
-              <w:rPr>
-                <w:color w:val="1E1B4B"/>
-                <w:spacing w:val="-4"/>
-                <w:sz w:val="18"/>
-              </w:rPr>
-              <w:t>n.c</w:t>
-            </w:r>
-            <w:proofErr w:type="spellEnd"/>
-            <w:r>
-              <w:rPr>
-                <w:color w:val="1E1B4B"/>
-                <w:spacing w:val="-4"/>
-                <w:sz w:val="18"/>
-              </w:rPr>
-              <w:t>.</w:t>
+              <w:t>n.c.</w:t>
             </w:r>
           </w:p>
         </w:tc>
@@ -18412,7 +16955,6 @@
                 <w:sz w:val="18"/>
               </w:rPr>
             </w:pPr>
-            <w:proofErr w:type="spellStart"/>
             <w:r>
               <w:rPr>
                 <w:color w:val="1E1B4B"/>
@@ -18421,7 +16963,6 @@
               </w:rPr>
               <w:t>Won't</w:t>
             </w:r>
-            <w:proofErr w:type="spellEnd"/>
           </w:p>
         </w:tc>
       </w:tr>
@@ -18443,21 +16984,12 @@
                 <w:sz w:val="18"/>
               </w:rPr>
             </w:pPr>
-            <w:proofErr w:type="gramStart"/>
-            <w:r>
-              <w:rPr>
-                <w:color w:val="1E1B4B"/>
-                <w:sz w:val="18"/>
-              </w:rPr>
-              <w:t>G:</w:t>
-            </w:r>
-            <w:proofErr w:type="gramEnd"/>
-            <w:r>
-              <w:rPr>
-                <w:color w:val="1E1B4B"/>
-                <w:sz w:val="18"/>
-              </w:rPr>
-              <w:t xml:space="preserve"> </w:t>
+            <w:r>
+              <w:rPr>
+                <w:color w:val="1E1B4B"/>
+                <w:sz w:val="18"/>
+              </w:rPr>
+              <w:t xml:space="preserve">G: </w:t>
             </w:r>
             <w:r>
               <w:rPr>
@@ -18472,22 +17004,7 @@
                 <w:sz w:val="18"/>
               </w:rPr>
               <w:br/>
-            </w:r>
-            <w:proofErr w:type="gramStart"/>
-            <w:r>
-              <w:rPr>
-                <w:color w:val="1E1B4B"/>
-                <w:sz w:val="18"/>
-              </w:rPr>
-              <w:t>W:</w:t>
-            </w:r>
-            <w:proofErr w:type="gramEnd"/>
-            <w:r>
-              <w:rPr>
-                <w:color w:val="1E1B4B"/>
-                <w:sz w:val="18"/>
-              </w:rPr>
-              <w:t xml:space="preserve"> elle génère un quiz</w:t>
+              <w:t>W: elle génère un quiz</w:t>
             </w:r>
             <w:r>
               <w:rPr>
@@ -18495,22 +17012,7 @@
                 <w:sz w:val="18"/>
               </w:rPr>
               <w:br/>
-            </w:r>
-            <w:proofErr w:type="gramStart"/>
-            <w:r>
-              <w:rPr>
-                <w:color w:val="1E1B4B"/>
-                <w:sz w:val="18"/>
-              </w:rPr>
-              <w:t>T:</w:t>
-            </w:r>
-            <w:proofErr w:type="gramEnd"/>
-            <w:r>
-              <w:rPr>
-                <w:color w:val="1E1B4B"/>
-                <w:sz w:val="18"/>
-              </w:rPr>
-              <w:t xml:space="preserve"> le quiz est affiché avec option “Partager”</w:t>
+              <w:t>T: le quiz est affiché avec option “Partager”</w:t>
             </w:r>
           </w:p>
           <w:p>
@@ -18592,7 +17094,6 @@
                 <w:sz w:val="18"/>
               </w:rPr>
             </w:pPr>
-            <w:proofErr w:type="spellStart"/>
             <w:r>
               <w:rPr>
                 <w:color w:val="1E1B4B"/>
@@ -18601,7 +17102,6 @@
               </w:rPr>
               <w:t>Backlog</w:t>
             </w:r>
-            <w:proofErr w:type="spellEnd"/>
           </w:p>
         </w:tc>
       </w:tr>
@@ -18623,21 +17123,12 @@
                 <w:sz w:val="18"/>
               </w:rPr>
             </w:pPr>
-            <w:proofErr w:type="gramStart"/>
-            <w:r>
-              <w:rPr>
-                <w:color w:val="1E1B4B"/>
-                <w:sz w:val="18"/>
-              </w:rPr>
-              <w:t>G:</w:t>
-            </w:r>
-            <w:proofErr w:type="gramEnd"/>
-            <w:r>
-              <w:rPr>
-                <w:color w:val="1E1B4B"/>
-                <w:sz w:val="18"/>
-              </w:rPr>
-              <w:t xml:space="preserve"> un quiz est généré</w:t>
+            <w:r>
+              <w:rPr>
+                <w:color w:val="1E1B4B"/>
+                <w:sz w:val="18"/>
+              </w:rPr>
+              <w:t>G: un quiz est généré</w:t>
             </w:r>
             <w:r>
               <w:rPr>
@@ -18645,22 +17136,7 @@
                 <w:sz w:val="18"/>
               </w:rPr>
               <w:br/>
-            </w:r>
-            <w:proofErr w:type="gramStart"/>
-            <w:r>
-              <w:rPr>
-                <w:color w:val="1E1B4B"/>
-                <w:sz w:val="18"/>
-              </w:rPr>
-              <w:t>W:</w:t>
-            </w:r>
-            <w:proofErr w:type="gramEnd"/>
-            <w:r>
-              <w:rPr>
-                <w:color w:val="1E1B4B"/>
-                <w:sz w:val="18"/>
-              </w:rPr>
-              <w:t xml:space="preserve"> Mme Lefèvre clique sur “Partager”</w:t>
+              <w:t>W: Mme Lefèvre clique sur “Partager”</w:t>
             </w:r>
             <w:r>
               <w:rPr>
@@ -18668,22 +17144,7 @@
                 <w:sz w:val="18"/>
               </w:rPr>
               <w:br/>
-            </w:r>
-            <w:proofErr w:type="gramStart"/>
-            <w:r>
-              <w:rPr>
-                <w:color w:val="1E1B4B"/>
-                <w:sz w:val="18"/>
-              </w:rPr>
-              <w:t>T:</w:t>
-            </w:r>
-            <w:proofErr w:type="gramEnd"/>
-            <w:r>
-              <w:rPr>
-                <w:color w:val="1E1B4B"/>
-                <w:sz w:val="18"/>
-              </w:rPr>
-              <w:t xml:space="preserve"> un lien unique est généré</w:t>
+              <w:t>T: un lien unique est généré</w:t>
             </w:r>
             <w:r>
               <w:rPr>
@@ -18761,7 +17222,6 @@
                 <w:sz w:val="18"/>
               </w:rPr>
             </w:pPr>
-            <w:proofErr w:type="spellStart"/>
             <w:r>
               <w:rPr>
                 <w:color w:val="1E1B4B"/>
@@ -18770,7 +17230,6 @@
               </w:rPr>
               <w:t>Backlog</w:t>
             </w:r>
-            <w:proofErr w:type="spellEnd"/>
           </w:p>
         </w:tc>
       </w:tr>
@@ -18792,21 +17251,12 @@
                 <w:sz w:val="18"/>
               </w:rPr>
             </w:pPr>
-            <w:proofErr w:type="gramStart"/>
-            <w:r>
-              <w:rPr>
-                <w:color w:val="1E1B4B"/>
-                <w:sz w:val="18"/>
-              </w:rPr>
-              <w:t>G:</w:t>
-            </w:r>
-            <w:proofErr w:type="gramEnd"/>
-            <w:r>
-              <w:rPr>
-                <w:color w:val="1E1B4B"/>
-                <w:sz w:val="18"/>
-              </w:rPr>
-              <w:t xml:space="preserve"> un élève accède au lien</w:t>
+            <w:r>
+              <w:rPr>
+                <w:color w:val="1E1B4B"/>
+                <w:sz w:val="18"/>
+              </w:rPr>
+              <w:t>G: un élève accède au lien</w:t>
             </w:r>
             <w:r>
               <w:rPr>
@@ -18814,22 +17264,7 @@
                 <w:sz w:val="18"/>
               </w:rPr>
               <w:br/>
-            </w:r>
-            <w:proofErr w:type="gramStart"/>
-            <w:r>
-              <w:rPr>
-                <w:color w:val="1E1B4B"/>
-                <w:sz w:val="18"/>
-              </w:rPr>
-              <w:t>W:</w:t>
-            </w:r>
-            <w:proofErr w:type="gramEnd"/>
-            <w:r>
-              <w:rPr>
-                <w:color w:val="1E1B4B"/>
-                <w:sz w:val="18"/>
-              </w:rPr>
-              <w:t xml:space="preserve"> il ouvre le quiz</w:t>
+              <w:t>W: il ouvre le quiz</w:t>
             </w:r>
             <w:r>
               <w:rPr>
@@ -18837,22 +17272,7 @@
                 <w:sz w:val="18"/>
               </w:rPr>
               <w:br/>
-            </w:r>
-            <w:proofErr w:type="gramStart"/>
-            <w:r>
-              <w:rPr>
-                <w:color w:val="1E1B4B"/>
-                <w:sz w:val="18"/>
-              </w:rPr>
-              <w:t>T:</w:t>
-            </w:r>
-            <w:proofErr w:type="gramEnd"/>
-            <w:r>
-              <w:rPr>
-                <w:color w:val="1E1B4B"/>
-                <w:sz w:val="18"/>
-              </w:rPr>
-              <w:t xml:space="preserve"> le quiz est accessible sans erreur</w:t>
+              <w:t>T: le quiz est accessible sans erreur</w:t>
             </w:r>
             <w:r>
               <w:rPr>
@@ -18930,7 +17350,6 @@
                 <w:sz w:val="18"/>
               </w:rPr>
             </w:pPr>
-            <w:proofErr w:type="spellStart"/>
             <w:r>
               <w:rPr>
                 <w:color w:val="1E1B4B"/>
@@ -18939,7 +17358,6 @@
               </w:rPr>
               <w:t>Backlog</w:t>
             </w:r>
-            <w:proofErr w:type="spellEnd"/>
           </w:p>
         </w:tc>
       </w:tr>
@@ -18961,21 +17379,12 @@
                 <w:sz w:val="18"/>
               </w:rPr>
             </w:pPr>
-            <w:proofErr w:type="gramStart"/>
-            <w:r>
-              <w:rPr>
-                <w:color w:val="1E1B4B"/>
-                <w:sz w:val="18"/>
-              </w:rPr>
-              <w:t>G:</w:t>
-            </w:r>
-            <w:proofErr w:type="gramEnd"/>
-            <w:r>
-              <w:rPr>
-                <w:color w:val="1E1B4B"/>
-                <w:sz w:val="18"/>
-              </w:rPr>
-              <w:t xml:space="preserve"> au moins un élève a répondu</w:t>
+            <w:r>
+              <w:rPr>
+                <w:color w:val="1E1B4B"/>
+                <w:sz w:val="18"/>
+              </w:rPr>
+              <w:t>G: au moins un élève a répondu</w:t>
             </w:r>
             <w:r>
               <w:rPr>
@@ -18983,54 +17392,15 @@
                 <w:sz w:val="18"/>
               </w:rPr>
               <w:br/>
-            </w:r>
-            <w:proofErr w:type="gramStart"/>
-            <w:r>
-              <w:rPr>
-                <w:color w:val="1E1B4B"/>
-                <w:sz w:val="18"/>
-              </w:rPr>
-              <w:t>W:</w:t>
-            </w:r>
-            <w:proofErr w:type="gramEnd"/>
-            <w:r>
-              <w:rPr>
-                <w:color w:val="1E1B4B"/>
-                <w:sz w:val="18"/>
-              </w:rPr>
-              <w:t xml:space="preserve"> Mme Lefèvre ouvre /</w:t>
-            </w:r>
-            <w:proofErr w:type="spellStart"/>
-            <w:r>
-              <w:rPr>
-                <w:color w:val="1E1B4B"/>
-                <w:sz w:val="18"/>
-              </w:rPr>
-              <w:t>dashboard</w:t>
-            </w:r>
-            <w:proofErr w:type="spellEnd"/>
+              <w:t>W: Mme Lefèvre ouvre /dashboard</w:t>
+            </w:r>
             <w:r>
               <w:rPr>
                 <w:color w:val="1E1B4B"/>
                 <w:sz w:val="18"/>
               </w:rPr>
               <w:br/>
-            </w:r>
-            <w:proofErr w:type="gramStart"/>
-            <w:r>
-              <w:rPr>
-                <w:color w:val="1E1B4B"/>
-                <w:sz w:val="18"/>
-              </w:rPr>
-              <w:t>T:</w:t>
-            </w:r>
-            <w:proofErr w:type="gramEnd"/>
-            <w:r>
-              <w:rPr>
-                <w:color w:val="1E1B4B"/>
-                <w:sz w:val="18"/>
-              </w:rPr>
-              <w:t xml:space="preserve"> la moyenne de classe est affichée</w:t>
+              <w:t>T: la moyenne de classe est affichée</w:t>
             </w:r>
           </w:p>
         </w:tc>
@@ -19101,7 +17471,6 @@
                 <w:sz w:val="18"/>
               </w:rPr>
             </w:pPr>
-            <w:proofErr w:type="spellStart"/>
             <w:r>
               <w:rPr>
                 <w:color w:val="1E1B4B"/>
@@ -19110,7 +17479,6 @@
               </w:rPr>
               <w:t>Backlog</w:t>
             </w:r>
-            <w:proofErr w:type="spellEnd"/>
           </w:p>
         </w:tc>
       </w:tr>
@@ -19138,22 +17506,7 @@
                 <w:sz w:val="18"/>
               </w:rPr>
               <w:br/>
-            </w:r>
-            <w:proofErr w:type="gramStart"/>
-            <w:r>
-              <w:rPr>
-                <w:color w:val="1E1B4B"/>
-                <w:sz w:val="18"/>
-              </w:rPr>
-              <w:t>G:</w:t>
-            </w:r>
-            <w:proofErr w:type="gramEnd"/>
-            <w:r>
-              <w:rPr>
-                <w:color w:val="1E1B4B"/>
-                <w:sz w:val="18"/>
-              </w:rPr>
-              <w:t xml:space="preserve"> plusieurs élèves ont répondu</w:t>
+              <w:t>G: plusieurs élèves ont répondu</w:t>
             </w:r>
             <w:r>
               <w:rPr>
@@ -19161,22 +17514,7 @@
                 <w:sz w:val="18"/>
               </w:rPr>
               <w:br/>
-            </w:r>
-            <w:proofErr w:type="gramStart"/>
-            <w:r>
-              <w:rPr>
-                <w:color w:val="1E1B4B"/>
-                <w:sz w:val="18"/>
-              </w:rPr>
-              <w:t>W:</w:t>
-            </w:r>
-            <w:proofErr w:type="gramEnd"/>
-            <w:r>
-              <w:rPr>
-                <w:color w:val="1E1B4B"/>
-                <w:sz w:val="18"/>
-              </w:rPr>
-              <w:t xml:space="preserve"> elle consulte le détail</w:t>
+              <w:t>W: elle consulte le détail</w:t>
             </w:r>
             <w:r>
               <w:rPr>
@@ -19184,22 +17522,7 @@
                 <w:sz w:val="18"/>
               </w:rPr>
               <w:br/>
-            </w:r>
-            <w:proofErr w:type="gramStart"/>
-            <w:r>
-              <w:rPr>
-                <w:color w:val="1E1B4B"/>
-                <w:sz w:val="18"/>
-              </w:rPr>
-              <w:t>T:</w:t>
-            </w:r>
-            <w:proofErr w:type="gramEnd"/>
-            <w:r>
-              <w:rPr>
-                <w:color w:val="1E1B4B"/>
-                <w:sz w:val="18"/>
-              </w:rPr>
-              <w:t xml:space="preserve"> les scores individuels sont visibles</w:t>
+              <w:t>T: les scores individuels sont visibles</w:t>
             </w:r>
           </w:p>
         </w:tc>
@@ -19270,7 +17593,6 @@
                 <w:sz w:val="18"/>
               </w:rPr>
             </w:pPr>
-            <w:proofErr w:type="spellStart"/>
             <w:r>
               <w:rPr>
                 <w:color w:val="1E1B4B"/>
@@ -19279,7 +17601,6 @@
               </w:rPr>
               <w:t>Backlog</w:t>
             </w:r>
-            <w:proofErr w:type="spellEnd"/>
           </w:p>
         </w:tc>
       </w:tr>
@@ -19307,22 +17628,7 @@
                 <w:sz w:val="18"/>
               </w:rPr>
               <w:br/>
-            </w:r>
-            <w:proofErr w:type="gramStart"/>
-            <w:r>
-              <w:rPr>
-                <w:color w:val="1E1B4B"/>
-                <w:sz w:val="18"/>
-              </w:rPr>
-              <w:t>G:</w:t>
-            </w:r>
-            <w:proofErr w:type="gramEnd"/>
-            <w:r>
-              <w:rPr>
-                <w:color w:val="1E1B4B"/>
-                <w:sz w:val="18"/>
-              </w:rPr>
-              <w:t xml:space="preserve"> aucun élève n’a répondu</w:t>
+              <w:t>G: aucun élève n’a répondu</w:t>
             </w:r>
             <w:r>
               <w:rPr>
@@ -19330,54 +17636,15 @@
                 <w:sz w:val="18"/>
               </w:rPr>
               <w:br/>
-            </w:r>
-            <w:proofErr w:type="gramStart"/>
-            <w:r>
-              <w:rPr>
-                <w:color w:val="1E1B4B"/>
-                <w:sz w:val="18"/>
-              </w:rPr>
-              <w:t>W:</w:t>
-            </w:r>
-            <w:proofErr w:type="gramEnd"/>
-            <w:r>
-              <w:rPr>
-                <w:color w:val="1E1B4B"/>
-                <w:sz w:val="18"/>
-              </w:rPr>
-              <w:t xml:space="preserve"> elle ouvre le </w:t>
-            </w:r>
-            <w:proofErr w:type="spellStart"/>
-            <w:r>
-              <w:rPr>
-                <w:color w:val="1E1B4B"/>
-                <w:sz w:val="18"/>
-              </w:rPr>
-              <w:t>dashboard</w:t>
-            </w:r>
-            <w:proofErr w:type="spellEnd"/>
+              <w:t>W: elle ouvre le dashboard</w:t>
+            </w:r>
             <w:r>
               <w:rPr>
                 <w:color w:val="1E1B4B"/>
                 <w:sz w:val="18"/>
               </w:rPr>
               <w:br/>
-            </w:r>
-            <w:proofErr w:type="gramStart"/>
-            <w:r>
-              <w:rPr>
-                <w:color w:val="1E1B4B"/>
-                <w:sz w:val="18"/>
-              </w:rPr>
-              <w:t>T:</w:t>
-            </w:r>
-            <w:proofErr w:type="gramEnd"/>
-            <w:r>
-              <w:rPr>
-                <w:color w:val="1E1B4B"/>
-                <w:sz w:val="18"/>
-              </w:rPr>
-              <w:t xml:space="preserve"> message “aucune réponse” affiché</w:t>
+              <w:t>T: message “aucune réponse” affiché</w:t>
             </w:r>
           </w:p>
         </w:tc>
@@ -19448,7 +17715,6 @@
                 <w:sz w:val="18"/>
               </w:rPr>
             </w:pPr>
-            <w:proofErr w:type="spellStart"/>
             <w:r>
               <w:rPr>
                 <w:color w:val="1E1B4B"/>
@@ -19457,7 +17723,6 @@
               </w:rPr>
               <w:t>Backlog</w:t>
             </w:r>
-            <w:proofErr w:type="spellEnd"/>
           </w:p>
         </w:tc>
       </w:tr>
@@ -19479,22 +17744,13 @@
                 <w:sz w:val="18"/>
               </w:rPr>
             </w:pPr>
-            <w:proofErr w:type="gramStart"/>
             <w:r>
               <w:rPr>
                 <w:color w:val="1E1B4B"/>
                 <w:sz w:val="18"/>
               </w:rPr>
               <w:lastRenderedPageBreak/>
-              <w:t>G:</w:t>
-            </w:r>
-            <w:proofErr w:type="gramEnd"/>
-            <w:r>
-              <w:rPr>
-                <w:color w:val="1E1B4B"/>
-                <w:sz w:val="18"/>
-              </w:rPr>
-              <w:t xml:space="preserve"> un élève termine un quiz</w:t>
+              <w:t>G: un élève termine un quiz</w:t>
             </w:r>
             <w:r>
               <w:rPr>
@@ -19502,22 +17758,7 @@
                 <w:sz w:val="18"/>
               </w:rPr>
               <w:br/>
-            </w:r>
-            <w:proofErr w:type="gramStart"/>
-            <w:r>
-              <w:rPr>
-                <w:color w:val="1E1B4B"/>
-                <w:sz w:val="18"/>
-              </w:rPr>
-              <w:t>W:</w:t>
-            </w:r>
-            <w:proofErr w:type="gramEnd"/>
-            <w:r>
-              <w:rPr>
-                <w:color w:val="1E1B4B"/>
-                <w:sz w:val="18"/>
-              </w:rPr>
-              <w:t xml:space="preserve"> il clique sur “Soumettre”</w:t>
+              <w:t>W: il clique sur “Soumettre”</w:t>
             </w:r>
             <w:r>
               <w:rPr>
@@ -19525,22 +17766,7 @@
                 <w:sz w:val="18"/>
               </w:rPr>
               <w:br/>
-            </w:r>
-            <w:proofErr w:type="gramStart"/>
-            <w:r>
-              <w:rPr>
-                <w:color w:val="1E1B4B"/>
-                <w:sz w:val="18"/>
-              </w:rPr>
-              <w:t>T:</w:t>
-            </w:r>
-            <w:proofErr w:type="gramEnd"/>
-            <w:r>
-              <w:rPr>
-                <w:color w:val="1E1B4B"/>
-                <w:sz w:val="18"/>
-              </w:rPr>
-              <w:t xml:space="preserve"> les réponses sont envoyées au système</w:t>
+              <w:t>T: les réponses sont envoyées au système</w:t>
             </w:r>
           </w:p>
         </w:tc>
@@ -19611,7 +17837,6 @@
                 <w:sz w:val="18"/>
               </w:rPr>
             </w:pPr>
-            <w:proofErr w:type="spellStart"/>
             <w:r>
               <w:rPr>
                 <w:color w:val="1E1B4B"/>
@@ -19620,7 +17845,6 @@
               </w:rPr>
               <w:t>Backlog</w:t>
             </w:r>
-            <w:proofErr w:type="spellEnd"/>
           </w:p>
         </w:tc>
       </w:tr>
@@ -19648,22 +17872,7 @@
                 <w:sz w:val="18"/>
               </w:rPr>
               <w:br/>
-            </w:r>
-            <w:proofErr w:type="gramStart"/>
-            <w:r>
-              <w:rPr>
-                <w:color w:val="1E1B4B"/>
-                <w:sz w:val="18"/>
-              </w:rPr>
-              <w:t>G:</w:t>
-            </w:r>
-            <w:proofErr w:type="gramEnd"/>
-            <w:r>
-              <w:rPr>
-                <w:color w:val="1E1B4B"/>
-                <w:sz w:val="18"/>
-              </w:rPr>
-              <w:t xml:space="preserve"> des réponses sont soumises</w:t>
+              <w:t>G: des réponses sont soumises</w:t>
             </w:r>
             <w:r>
               <w:rPr>
@@ -19671,22 +17880,7 @@
                 <w:sz w:val="18"/>
               </w:rPr>
               <w:br/>
-            </w:r>
-            <w:proofErr w:type="gramStart"/>
-            <w:r>
-              <w:rPr>
-                <w:color w:val="1E1B4B"/>
-                <w:sz w:val="18"/>
-              </w:rPr>
-              <w:t>W:</w:t>
-            </w:r>
-            <w:proofErr w:type="gramEnd"/>
-            <w:r>
-              <w:rPr>
-                <w:color w:val="1E1B4B"/>
-                <w:sz w:val="18"/>
-              </w:rPr>
-              <w:t xml:space="preserve"> le système les analyse</w:t>
+              <w:t>W: le système les analyse</w:t>
             </w:r>
             <w:r>
               <w:rPr>
@@ -19694,22 +17888,7 @@
                 <w:sz w:val="18"/>
               </w:rPr>
               <w:br/>
-            </w:r>
-            <w:proofErr w:type="gramStart"/>
-            <w:r>
-              <w:rPr>
-                <w:color w:val="1E1B4B"/>
-                <w:sz w:val="18"/>
-              </w:rPr>
-              <w:t>T:</w:t>
-            </w:r>
-            <w:proofErr w:type="gramEnd"/>
-            <w:r>
-              <w:rPr>
-                <w:color w:val="1E1B4B"/>
-                <w:sz w:val="18"/>
-              </w:rPr>
-              <w:t xml:space="preserve"> chaque réponse est marquée correcte/incorrecte</w:t>
+              <w:t>T: chaque réponse est marquée correcte/incorrecte</w:t>
             </w:r>
           </w:p>
         </w:tc>
@@ -19780,7 +17959,6 @@
                 <w:sz w:val="18"/>
               </w:rPr>
             </w:pPr>
-            <w:proofErr w:type="spellStart"/>
             <w:r>
               <w:rPr>
                 <w:color w:val="1E1B4B"/>
@@ -19789,7 +17967,6 @@
               </w:rPr>
               <w:t>Backlog</w:t>
             </w:r>
-            <w:proofErr w:type="spellEnd"/>
           </w:p>
         </w:tc>
       </w:tr>
@@ -19811,21 +17988,12 @@
                 <w:sz w:val="18"/>
               </w:rPr>
             </w:pPr>
-            <w:proofErr w:type="gramStart"/>
-            <w:r>
-              <w:rPr>
-                <w:color w:val="1E1B4B"/>
-                <w:sz w:val="18"/>
-              </w:rPr>
-              <w:t>G:</w:t>
-            </w:r>
-            <w:proofErr w:type="gramEnd"/>
-            <w:r>
-              <w:rPr>
-                <w:color w:val="1E1B4B"/>
-                <w:sz w:val="18"/>
-              </w:rPr>
-              <w:t xml:space="preserve"> correction effectuée</w:t>
+            <w:r>
+              <w:rPr>
+                <w:color w:val="1E1B4B"/>
+                <w:sz w:val="18"/>
+              </w:rPr>
+              <w:t>G: correction effectuée</w:t>
             </w:r>
             <w:r>
               <w:rPr>
@@ -19833,22 +18001,7 @@
                 <w:sz w:val="18"/>
               </w:rPr>
               <w:br/>
-            </w:r>
-            <w:proofErr w:type="gramStart"/>
-            <w:r>
-              <w:rPr>
-                <w:color w:val="1E1B4B"/>
-                <w:sz w:val="18"/>
-              </w:rPr>
-              <w:t>W:</w:t>
-            </w:r>
-            <w:proofErr w:type="gramEnd"/>
-            <w:r>
-              <w:rPr>
-                <w:color w:val="1E1B4B"/>
-                <w:sz w:val="18"/>
-              </w:rPr>
-              <w:t xml:space="preserve"> l’élève consulte le résultat</w:t>
+              <w:t>W: l’élève consulte le résultat</w:t>
             </w:r>
             <w:r>
               <w:rPr>
@@ -19856,22 +18009,7 @@
                 <w:sz w:val="18"/>
               </w:rPr>
               <w:br/>
-            </w:r>
-            <w:proofErr w:type="gramStart"/>
-            <w:r>
-              <w:rPr>
-                <w:color w:val="1E1B4B"/>
-                <w:sz w:val="18"/>
-              </w:rPr>
-              <w:t>T:</w:t>
-            </w:r>
-            <w:proofErr w:type="gramEnd"/>
-            <w:r>
-              <w:rPr>
-                <w:color w:val="1E1B4B"/>
-                <w:sz w:val="18"/>
-              </w:rPr>
-              <w:t xml:space="preserve"> score + corrections détaillées affichés</w:t>
+              <w:t>T: score + corrections détaillées affichés</w:t>
             </w:r>
           </w:p>
           <w:p>
@@ -19953,7 +18091,6 @@
                 <w:sz w:val="18"/>
               </w:rPr>
             </w:pPr>
-            <w:proofErr w:type="spellStart"/>
             <w:r>
               <w:rPr>
                 <w:color w:val="1E1B4B"/>
@@ -19962,7 +18099,6 @@
               </w:rPr>
               <w:t>Backlog</w:t>
             </w:r>
-            <w:proofErr w:type="spellEnd"/>
           </w:p>
         </w:tc>
       </w:tr>
@@ -20003,7 +18139,6 @@
               </w:rPr>
               <w:t xml:space="preserve"> </w:t>
             </w:r>
-            <w:proofErr w:type="gramStart"/>
             <w:r>
               <w:rPr>
                 <w:i/>
@@ -20034,11 +18169,19 @@
               <w:rPr>
                 <w:i/>
                 <w:color w:val="475569"/>
+                <w:spacing w:val="-1"/>
+                <w:sz w:val="20"/>
+              </w:rPr>
+              <w:t xml:space="preserve">234 </w:t>
+            </w:r>
+            <w:r>
+              <w:rPr>
+                <w:i/>
+                <w:color w:val="475569"/>
                 <w:sz w:val="20"/>
               </w:rPr>
               <w:t>SP</w:t>
             </w:r>
-            <w:proofErr w:type="gramEnd"/>
             <w:r>
               <w:rPr>
                 <w:i/>
@@ -20533,23 +18676,7 @@
           <w:color w:val="16A34A"/>
           <w:lang w:val="en-US"/>
         </w:rPr>
-        <w:t>(</w:t>
-      </w:r>
-      <w:proofErr w:type="spellStart"/>
-      <w:r>
-        <w:rPr>
-          <w:color w:val="16A34A"/>
-          <w:lang w:val="en-US"/>
-        </w:rPr>
-        <w:t>DoR</w:t>
-      </w:r>
-      <w:proofErr w:type="spellEnd"/>
-      <w:r>
-        <w:rPr>
-          <w:color w:val="16A34A"/>
-          <w:lang w:val="en-US"/>
-        </w:rPr>
-        <w:t>),</w:t>
+        <w:t>(DoR),</w:t>
       </w:r>
       <w:r>
         <w:rPr>
@@ -20664,18 +18791,8 @@
           <w:color w:val="475569"/>
           <w:sz w:val="20"/>
         </w:rPr>
-        <w:t>(</w:t>
-      </w:r>
-      <w:proofErr w:type="spellStart"/>
-      <w:r>
-        <w:rPr>
-          <w:i/>
-          <w:color w:val="475569"/>
-          <w:sz w:val="20"/>
-        </w:rPr>
-        <w:t>tirable</w:t>
-      </w:r>
-      <w:proofErr w:type="spellEnd"/>
+        <w:t>(tirable</w:t>
+      </w:r>
       <w:r>
         <w:rPr>
           <w:i/>
@@ -21083,16 +19200,8 @@
         <w:rPr>
           <w:color w:val="1E1B4B"/>
         </w:rPr>
-        <w:t>(</w:t>
-      </w:r>
-      <w:proofErr w:type="spellStart"/>
-      <w:r>
-        <w:rPr>
-          <w:color w:val="1E1B4B"/>
-        </w:rPr>
-        <w:t>Étudiant·e</w:t>
-      </w:r>
-      <w:proofErr w:type="spellEnd"/>
+        <w:t>(Étudiant·e</w:t>
+      </w:r>
       <w:r>
         <w:rPr>
           <w:color w:val="1E1B4B"/>
@@ -21113,14 +19222,12 @@
         </w:rPr>
         <w:t xml:space="preserve"> </w:t>
       </w:r>
-      <w:proofErr w:type="spellStart"/>
       <w:r>
         <w:rPr>
           <w:color w:val="1E1B4B"/>
         </w:rPr>
         <w:t>Enseignant·e</w:t>
       </w:r>
-      <w:proofErr w:type="spellEnd"/>
       <w:r>
         <w:rPr>
           <w:color w:val="1E1B4B"/>
@@ -21164,7 +19271,6 @@
           <w:lang w:val="en-US"/>
         </w:rPr>
       </w:pPr>
-      <w:proofErr w:type="spellStart"/>
       <w:r>
         <w:rPr>
           <w:color w:val="1E1B4B"/>
@@ -21172,7 +19278,6 @@
         </w:rPr>
         <w:t>Priorité</w:t>
       </w:r>
-      <w:proofErr w:type="spellEnd"/>
       <w:r>
         <w:rPr>
           <w:color w:val="1E1B4B"/>
@@ -21181,7 +19286,6 @@
         </w:rPr>
         <w:t xml:space="preserve"> </w:t>
       </w:r>
-      <w:proofErr w:type="spellStart"/>
       <w:r>
         <w:rPr>
           <w:color w:val="1E1B4B"/>
@@ -21189,7 +19293,6 @@
         </w:rPr>
         <w:t>MoSCoW</w:t>
       </w:r>
-      <w:proofErr w:type="spellEnd"/>
       <w:r>
         <w:rPr>
           <w:color w:val="1E1B4B"/>
@@ -21198,7 +19301,6 @@
         </w:rPr>
         <w:t xml:space="preserve"> </w:t>
       </w:r>
-      <w:proofErr w:type="spellStart"/>
       <w:r>
         <w:rPr>
           <w:color w:val="1E1B4B"/>
@@ -21206,7 +19308,6 @@
         </w:rPr>
         <w:t>assignée</w:t>
       </w:r>
-      <w:proofErr w:type="spellEnd"/>
       <w:r>
         <w:rPr>
           <w:color w:val="1E1B4B"/>
@@ -21230,7 +19331,6 @@
         </w:rPr>
         <w:t xml:space="preserve"> </w:t>
       </w:r>
-      <w:proofErr w:type="spellStart"/>
       <w:r>
         <w:rPr>
           <w:color w:val="1E1B4B"/>
@@ -21238,7 +19338,6 @@
         </w:rPr>
         <w:t>justifiée</w:t>
       </w:r>
-      <w:proofErr w:type="spellEnd"/>
       <w:r>
         <w:rPr>
           <w:color w:val="1E1B4B"/>
@@ -21441,21 +19540,7 @@
         <w:rPr>
           <w:color w:val="1E1B4B"/>
         </w:rPr>
-        <w:t>Given/</w:t>
-      </w:r>
-      <w:proofErr w:type="spellStart"/>
-      <w:r>
-        <w:rPr>
-          <w:color w:val="1E1B4B"/>
-        </w:rPr>
-        <w:t>When</w:t>
-      </w:r>
-      <w:proofErr w:type="spellEnd"/>
-      <w:r>
-        <w:rPr>
-          <w:color w:val="1E1B4B"/>
-        </w:rPr>
-        <w:t>/Then</w:t>
+        <w:t>Given/When/Then</w:t>
       </w:r>
       <w:r>
         <w:rPr>
@@ -22056,21 +20141,7 @@
         <w:rPr>
           <w:color w:val="1E1B4B"/>
         </w:rPr>
-        <w:t>(</w:t>
-      </w:r>
-      <w:proofErr w:type="spellStart"/>
-      <w:r>
-        <w:rPr>
-          <w:color w:val="1E1B4B"/>
-        </w:rPr>
-        <w:t>Figma</w:t>
-      </w:r>
-      <w:proofErr w:type="spellEnd"/>
-      <w:r>
-        <w:rPr>
-          <w:color w:val="1E1B4B"/>
-        </w:rPr>
-        <w:t>,</w:t>
+        <w:t>(Figma,</w:t>
       </w:r>
       <w:r>
         <w:rPr>
@@ -22079,21 +20150,12 @@
         </w:rPr>
         <w:t xml:space="preserve"> </w:t>
       </w:r>
-      <w:proofErr w:type="spellStart"/>
       <w:r>
         <w:rPr>
           <w:color w:val="1E1B4B"/>
           <w:spacing w:val="-2"/>
         </w:rPr>
-        <w:t>Excalidraw</w:t>
-      </w:r>
-      <w:proofErr w:type="spellEnd"/>
-      <w:r>
-        <w:rPr>
-          <w:color w:val="1E1B4B"/>
-          <w:spacing w:val="-2"/>
-        </w:rPr>
-        <w:t>)</w:t>
+        <w:t>Excalidraw)</w:t>
       </w:r>
     </w:p>
     <w:p>
@@ -22189,7 +20251,6 @@
         </w:rPr>
         <w:t xml:space="preserve"> </w:t>
       </w:r>
-      <w:proofErr w:type="spellStart"/>
       <w:r>
         <w:rPr>
           <w:color w:val="16A34A"/>
@@ -22197,7 +20258,6 @@
         </w:rPr>
         <w:t>clôturer</w:t>
       </w:r>
-      <w:proofErr w:type="spellEnd"/>
       <w:r>
         <w:rPr>
           <w:color w:val="16A34A"/>
@@ -22206,7 +20266,6 @@
         </w:rPr>
         <w:t xml:space="preserve"> </w:t>
       </w:r>
-      <w:proofErr w:type="spellStart"/>
       <w:r>
         <w:rPr>
           <w:color w:val="16A34A"/>
@@ -22214,7 +20273,6 @@
         </w:rPr>
         <w:t>une</w:t>
       </w:r>
-      <w:proofErr w:type="spellEnd"/>
       <w:r>
         <w:rPr>
           <w:color w:val="16A34A"/>
@@ -22298,25 +20356,7 @@
           <w:color w:val="475569"/>
           <w:sz w:val="20"/>
         </w:rPr>
-        <w:t xml:space="preserve">Sprint </w:t>
-      </w:r>
-      <w:proofErr w:type="spellStart"/>
-      <w:r>
-        <w:rPr>
-          <w:i/>
-          <w:color w:val="475569"/>
-          <w:sz w:val="20"/>
-        </w:rPr>
-        <w:t>Review</w:t>
-      </w:r>
-      <w:proofErr w:type="spellEnd"/>
-      <w:r>
-        <w:rPr>
-          <w:i/>
-          <w:color w:val="475569"/>
-          <w:sz w:val="20"/>
-        </w:rPr>
-        <w:t>) si</w:t>
+        <w:t>Sprint Review) si</w:t>
       </w:r>
       <w:r>
         <w:rPr>
@@ -22604,14 +20644,12 @@
         </w:rPr>
         <w:t xml:space="preserve"> </w:t>
       </w:r>
-      <w:proofErr w:type="spellStart"/>
       <w:r>
         <w:rPr>
           <w:color w:val="1E1B4B"/>
         </w:rPr>
         <w:t>reviewé</w:t>
       </w:r>
-      <w:proofErr w:type="spellEnd"/>
       <w:r>
         <w:rPr>
           <w:color w:val="1E1B4B"/>
@@ -22736,14 +20774,12 @@
         </w:rPr>
         <w:t xml:space="preserve"> </w:t>
       </w:r>
-      <w:proofErr w:type="spellStart"/>
       <w:r>
         <w:rPr>
           <w:color w:val="1E1B4B"/>
         </w:rPr>
         <w:t>Request</w:t>
       </w:r>
-      <w:proofErr w:type="spellEnd"/>
       <w:r>
         <w:rPr>
           <w:color w:val="1E1B4B"/>
@@ -22814,16 +20850,8 @@
         <w:rPr>
           <w:color w:val="1E1B4B"/>
         </w:rPr>
-        <w:t>(</w:t>
-      </w:r>
-      <w:proofErr w:type="spellStart"/>
-      <w:r>
-        <w:rPr>
-          <w:color w:val="1E1B4B"/>
-        </w:rPr>
-        <w:t>pytest</w:t>
-      </w:r>
-      <w:proofErr w:type="spellEnd"/>
+        <w:t>(pytest</w:t>
+      </w:r>
       <w:r>
         <w:rPr>
           <w:color w:val="1E1B4B"/>
@@ -22857,14 +20885,12 @@
         </w:rPr>
         <w:t xml:space="preserve"> </w:t>
       </w:r>
-      <w:proofErr w:type="spellStart"/>
       <w:r>
         <w:rPr>
           <w:color w:val="1E1B4B"/>
         </w:rPr>
         <w:t>vitest</w:t>
       </w:r>
-      <w:proofErr w:type="spellEnd"/>
       <w:r>
         <w:rPr>
           <w:color w:val="1E1B4B"/>
@@ -23134,19 +21160,11 @@
         </w:rPr>
         <w:t xml:space="preserve"> </w:t>
       </w:r>
-      <w:proofErr w:type="spellStart"/>
-      <w:r>
-        <w:rPr>
-          <w:color w:val="1E1B4B"/>
-        </w:rPr>
-        <w:t>docstrings</w:t>
-      </w:r>
-      <w:proofErr w:type="spellEnd"/>
-      <w:r>
-        <w:rPr>
-          <w:color w:val="1E1B4B"/>
-        </w:rPr>
-        <w:t>,</w:t>
+      <w:r>
+        <w:rPr>
+          <w:color w:val="1E1B4B"/>
+        </w:rPr>
+        <w:t>docstrings,</w:t>
       </w:r>
       <w:r>
         <w:rPr>
@@ -23508,7 +21526,6 @@
         </w:rPr>
         <w:t xml:space="preserve"> </w:t>
       </w:r>
-      <w:proofErr w:type="spellStart"/>
       <w:r>
         <w:rPr>
           <w:color w:val="1E1B4B"/>
@@ -23516,7 +21533,6 @@
         </w:rPr>
         <w:t>Review</w:t>
       </w:r>
-      <w:proofErr w:type="spellEnd"/>
     </w:p>
     <w:p>
       <w:pPr>
@@ -23848,21 +21864,7 @@
         <w:rPr>
           <w:color w:val="1E1B4B"/>
         </w:rPr>
-        <w:t xml:space="preserve">Les tests </w:t>
-      </w:r>
-      <w:proofErr w:type="spellStart"/>
-      <w:r>
-        <w:rPr>
-          <w:color w:val="1E1B4B"/>
-        </w:rPr>
-        <w:t>adversariaux</w:t>
-      </w:r>
-      <w:proofErr w:type="spellEnd"/>
-      <w:r>
-        <w:rPr>
-          <w:color w:val="1E1B4B"/>
-        </w:rPr>
-        <w:t xml:space="preserve"> de sécurité passent dans GitHub Actions.</w:t>
+        <w:t>Les tests adversariaux de sécurité passent dans GitHub Actions.</w:t>
       </w:r>
     </w:p>
     <w:p>
@@ -24235,14 +22237,12 @@
         </w:rPr>
         <w:t xml:space="preserve"> </w:t>
       </w:r>
-      <w:proofErr w:type="spellStart"/>
       <w:r>
         <w:rPr>
           <w:lang w:val="en-US"/>
         </w:rPr>
         <w:t>pré-remplies</w:t>
       </w:r>
-      <w:proofErr w:type="spellEnd"/>
       <w:r>
         <w:rPr>
           <w:spacing w:val="-4"/>
@@ -24495,11 +22495,9 @@
         </w:rPr>
         <w:t xml:space="preserve"> </w:t>
       </w:r>
-      <w:proofErr w:type="spellStart"/>
       <w:r>
         <w:t>MoSCoW</w:t>
       </w:r>
-      <w:proofErr w:type="spellEnd"/>
       <w:r>
         <w:rPr>
           <w:spacing w:val="-5"/>
@@ -24524,11 +22522,9 @@
         </w:rPr>
         <w:t xml:space="preserve"> </w:t>
       </w:r>
-      <w:proofErr w:type="gramStart"/>
       <w:r>
         <w:t>un persona ciblé</w:t>
       </w:r>
-      <w:proofErr w:type="gramEnd"/>
     </w:p>
     <w:p>
       <w:pPr>
@@ -24599,11 +22595,9 @@
         </w:rPr>
         <w:t xml:space="preserve"> </w:t>
       </w:r>
-      <w:proofErr w:type="spellStart"/>
       <w:r>
         <w:t>features</w:t>
       </w:r>
-      <w:proofErr w:type="spellEnd"/>
       <w:r>
         <w:rPr>
           <w:spacing w:val="-7"/>
@@ -24681,15 +22675,7 @@
         <w:t xml:space="preserve"> </w:t>
       </w:r>
       <w:r>
-        <w:t>d'acceptation Given/</w:t>
-      </w:r>
-      <w:proofErr w:type="spellStart"/>
-      <w:r>
-        <w:t>When</w:t>
-      </w:r>
-      <w:proofErr w:type="spellEnd"/>
-      <w:r>
-        <w:t>/Then complets</w:t>
+        <w:t>d'acceptation Given/When/Then complets</w:t>
       </w:r>
     </w:p>
     <w:p>
@@ -25208,11 +23194,9 @@
         </w:rPr>
         <w:t xml:space="preserve"> </w:t>
       </w:r>
-      <w:proofErr w:type="spellStart"/>
       <w:r>
         <w:t>DoR</w:t>
       </w:r>
-      <w:proofErr w:type="spellEnd"/>
       <w:r>
         <w:rPr>
           <w:spacing w:val="-4"/>
@@ -25403,11 +23387,9 @@
         </w:rPr>
         <w:t xml:space="preserve"> </w:t>
       </w:r>
-      <w:proofErr w:type="spellStart"/>
       <w:r>
         <w:t>Backlog</w:t>
       </w:r>
-      <w:proofErr w:type="spellEnd"/>
       <w:r>
         <w:rPr>
           <w:spacing w:val="-5"/>
@@ -25481,14 +23463,12 @@
         <w:spacing w:before="19"/>
         <w:ind w:left="628"/>
       </w:pPr>
-      <w:proofErr w:type="gramStart"/>
       <w:r>
         <w:rPr>
           <w:spacing w:val="-2"/>
         </w:rPr>
         <w:t>dépendances</w:t>
       </w:r>
-      <w:proofErr w:type="gramEnd"/>
     </w:p>
     <w:p>
       <w:pPr>
